--- a/требования 1.docx
+++ b/требования 1.docx
@@ -828,21 +828,7 @@
           <w:sz w:val="28"/>
           <w:szCs w:val="22"/>
         </w:rPr>
-        <w:t>Н</w:t>
-      </w:r>
-      <w:r>
-        <w:rPr>
-          <w:sz w:val="28"/>
-          <w:szCs w:val="22"/>
-        </w:rPr>
-        <w:t>ефункциональных требовани</w:t>
-      </w:r>
-      <w:r>
-        <w:rPr>
-          <w:sz w:val="28"/>
-          <w:szCs w:val="22"/>
-        </w:rPr>
-        <w:t>я</w:t>
+        <w:t>Нефункциональных требования</w:t>
       </w:r>
       <w:r>
         <w:rPr>
@@ -1682,6 +1668,970 @@
         </w:tc>
       </w:tr>
     </w:tbl>
+    <w:p>
+      <w:pPr>
+        <w:rPr>
+          <w:bCs/>
+          <w:sz w:val="28"/>
+          <w:szCs w:val="22"/>
+        </w:rPr>
+      </w:pPr>
+    </w:p>
+    <w:p>
+      <w:pPr>
+        <w:spacing w:before="100" w:beforeAutospacing="1" w:after="100" w:afterAutospacing="1"/>
+        <w:outlineLvl w:val="2"/>
+        <w:rPr>
+          <w:b/>
+          <w:bCs/>
+          <w:sz w:val="27"/>
+          <w:szCs w:val="27"/>
+        </w:rPr>
+      </w:pPr>
+      <w:r>
+        <w:rPr>
+          <w:b/>
+          <w:bCs/>
+          <w:sz w:val="27"/>
+          <w:szCs w:val="27"/>
+        </w:rPr>
+        <w:t>Т</w:t>
+      </w:r>
+      <w:r>
+        <w:rPr>
+          <w:b/>
+          <w:bCs/>
+          <w:sz w:val="27"/>
+          <w:szCs w:val="27"/>
+        </w:rPr>
+        <w:t>ест-кейс</w:t>
+      </w:r>
+      <w:r>
+        <w:rPr>
+          <w:b/>
+          <w:bCs/>
+          <w:sz w:val="27"/>
+          <w:szCs w:val="27"/>
+        </w:rPr>
+        <w:t>ы для сервиса доставки еды</w:t>
+      </w:r>
+    </w:p>
+    <w:tbl>
+      <w:tblPr>
+        <w:tblW w:w="5000" w:type="pct"/>
+        <w:tblBorders>
+          <w:top w:val="single" w:sz="6" w:space="0" w:color="auto"/>
+          <w:left w:val="single" w:sz="6" w:space="0" w:color="auto"/>
+          <w:bottom w:val="single" w:sz="6" w:space="0" w:color="auto"/>
+          <w:right w:val="single" w:sz="6" w:space="0" w:color="auto"/>
+        </w:tblBorders>
+        <w:tblLayout w:type="fixed"/>
+        <w:tblCellMar>
+          <w:top w:w="160" w:type="dxa"/>
+          <w:left w:w="160" w:type="dxa"/>
+          <w:bottom w:w="160" w:type="dxa"/>
+          <w:right w:w="160" w:type="dxa"/>
+        </w:tblCellMar>
+        <w:tblLook w:val="04A0" w:firstRow="1" w:lastRow="0" w:firstColumn="1" w:lastColumn="0" w:noHBand="0" w:noVBand="1"/>
+      </w:tblPr>
+      <w:tblGrid>
+        <w:gridCol w:w="427"/>
+        <w:gridCol w:w="1494"/>
+        <w:gridCol w:w="2040"/>
+        <w:gridCol w:w="14"/>
+        <w:gridCol w:w="5035"/>
+      </w:tblGrid>
+      <w:tr>
+        <w:trPr>
+          <w:tblHeader/>
+        </w:trPr>
+        <w:tc>
+          <w:tcPr>
+            <w:tcW w:w="427" w:type="dxa"/>
+            <w:tcBorders>
+              <w:top w:val="single" w:sz="6" w:space="0" w:color="auto"/>
+              <w:left w:val="single" w:sz="6" w:space="0" w:color="auto"/>
+              <w:bottom w:val="single" w:sz="6" w:space="0" w:color="auto"/>
+              <w:right w:val="single" w:sz="6" w:space="0" w:color="auto"/>
+            </w:tcBorders>
+            <w:noWrap/>
+            <w:tcMar>
+              <w:top w:w="120" w:type="dxa"/>
+              <w:left w:w="180" w:type="dxa"/>
+              <w:bottom w:w="120" w:type="dxa"/>
+              <w:right w:w="180" w:type="dxa"/>
+            </w:tcMar>
+            <w:vAlign w:val="center"/>
+            <w:hideMark/>
+          </w:tcPr>
+          <w:p>
+            <w:pPr>
+              <w:spacing w:before="100" w:beforeAutospacing="1" w:after="100" w:afterAutospacing="1"/>
+              <w:jc w:val="center"/>
+              <w:rPr>
+                <w:b/>
+                <w:bCs/>
+              </w:rPr>
+            </w:pPr>
+            <w:r>
+              <w:rPr>
+                <w:b/>
+                <w:bCs/>
+              </w:rPr>
+              <w:lastRenderedPageBreak/>
+              <w:t>№</w:t>
+            </w:r>
+          </w:p>
+        </w:tc>
+        <w:tc>
+          <w:tcPr>
+            <w:tcW w:w="1494" w:type="dxa"/>
+            <w:tcBorders>
+              <w:top w:val="single" w:sz="6" w:space="0" w:color="auto"/>
+              <w:left w:val="single" w:sz="6" w:space="0" w:color="auto"/>
+              <w:bottom w:val="single" w:sz="6" w:space="0" w:color="auto"/>
+              <w:right w:val="single" w:sz="6" w:space="0" w:color="auto"/>
+            </w:tcBorders>
+            <w:noWrap/>
+            <w:tcMar>
+              <w:top w:w="120" w:type="dxa"/>
+              <w:left w:w="180" w:type="dxa"/>
+              <w:bottom w:w="120" w:type="dxa"/>
+              <w:right w:w="180" w:type="dxa"/>
+            </w:tcMar>
+            <w:vAlign w:val="center"/>
+            <w:hideMark/>
+          </w:tcPr>
+          <w:p>
+            <w:pPr>
+              <w:spacing w:before="100" w:beforeAutospacing="1" w:after="100" w:afterAutospacing="1"/>
+              <w:jc w:val="center"/>
+              <w:rPr>
+                <w:b/>
+                <w:bCs/>
+              </w:rPr>
+            </w:pPr>
+            <w:r>
+              <w:rPr>
+                <w:b/>
+                <w:bCs/>
+              </w:rPr>
+              <w:t>Что проверяется</w:t>
+            </w:r>
+          </w:p>
+        </w:tc>
+        <w:tc>
+          <w:tcPr>
+            <w:tcW w:w="1132" w:type="pct"/>
+            <w:tcBorders>
+              <w:top w:val="single" w:sz="6" w:space="0" w:color="auto"/>
+              <w:left w:val="single" w:sz="6" w:space="0" w:color="auto"/>
+              <w:bottom w:val="single" w:sz="6" w:space="0" w:color="auto"/>
+              <w:right w:val="single" w:sz="6" w:space="0" w:color="auto"/>
+            </w:tcBorders>
+            <w:noWrap/>
+            <w:tcMar>
+              <w:top w:w="120" w:type="dxa"/>
+              <w:left w:w="180" w:type="dxa"/>
+              <w:bottom w:w="120" w:type="dxa"/>
+              <w:right w:w="180" w:type="dxa"/>
+            </w:tcMar>
+            <w:vAlign w:val="center"/>
+            <w:hideMark/>
+          </w:tcPr>
+          <w:p>
+            <w:pPr>
+              <w:spacing w:before="100" w:beforeAutospacing="1" w:after="100" w:afterAutospacing="1"/>
+              <w:jc w:val="center"/>
+              <w:rPr>
+                <w:b/>
+                <w:bCs/>
+              </w:rPr>
+            </w:pPr>
+            <w:r>
+              <w:rPr>
+                <w:b/>
+                <w:bCs/>
+              </w:rPr>
+              <w:t>Действия</w:t>
+            </w:r>
+          </w:p>
+        </w:tc>
+        <w:tc>
+          <w:tcPr>
+            <w:tcW w:w="2802" w:type="pct"/>
+            <w:gridSpan w:val="2"/>
+            <w:tcBorders>
+              <w:top w:val="single" w:sz="6" w:space="0" w:color="auto"/>
+              <w:left w:val="single" w:sz="6" w:space="0" w:color="auto"/>
+              <w:bottom w:val="single" w:sz="6" w:space="0" w:color="auto"/>
+              <w:right w:val="single" w:sz="6" w:space="0" w:color="auto"/>
+            </w:tcBorders>
+            <w:noWrap/>
+            <w:tcMar>
+              <w:top w:w="120" w:type="dxa"/>
+              <w:left w:w="180" w:type="dxa"/>
+              <w:bottom w:w="120" w:type="dxa"/>
+              <w:right w:w="180" w:type="dxa"/>
+            </w:tcMar>
+            <w:vAlign w:val="center"/>
+            <w:hideMark/>
+          </w:tcPr>
+          <w:p>
+            <w:pPr>
+              <w:spacing w:before="100" w:beforeAutospacing="1" w:after="100" w:afterAutospacing="1"/>
+              <w:jc w:val="center"/>
+              <w:rPr>
+                <w:b/>
+                <w:bCs/>
+              </w:rPr>
+            </w:pPr>
+            <w:r>
+              <w:rPr>
+                <w:b/>
+                <w:bCs/>
+              </w:rPr>
+              <w:t>Ожидаемый результат</w:t>
+            </w:r>
+          </w:p>
+        </w:tc>
+      </w:tr>
+      <w:tr>
+        <w:tc>
+          <w:tcPr>
+            <w:tcW w:w="427" w:type="dxa"/>
+            <w:tcBorders>
+              <w:top w:val="single" w:sz="6" w:space="0" w:color="auto"/>
+              <w:left w:val="single" w:sz="6" w:space="0" w:color="auto"/>
+              <w:bottom w:val="single" w:sz="6" w:space="0" w:color="auto"/>
+              <w:right w:val="single" w:sz="6" w:space="0" w:color="auto"/>
+            </w:tcBorders>
+            <w:noWrap/>
+            <w:tcMar>
+              <w:top w:w="120" w:type="dxa"/>
+              <w:left w:w="180" w:type="dxa"/>
+              <w:bottom w:w="120" w:type="dxa"/>
+              <w:right w:w="180" w:type="dxa"/>
+            </w:tcMar>
+            <w:vAlign w:val="center"/>
+            <w:hideMark/>
+          </w:tcPr>
+          <w:p>
+            <w:pPr>
+              <w:spacing w:before="100" w:beforeAutospacing="1" w:after="100" w:afterAutospacing="1"/>
+            </w:pPr>
+            <w:r>
+              <w:t>1</w:t>
+            </w:r>
+          </w:p>
+        </w:tc>
+        <w:tc>
+          <w:tcPr>
+            <w:tcW w:w="1494" w:type="dxa"/>
+            <w:tcBorders>
+              <w:top w:val="single" w:sz="6" w:space="0" w:color="auto"/>
+              <w:left w:val="single" w:sz="6" w:space="0" w:color="auto"/>
+              <w:bottom w:val="single" w:sz="6" w:space="0" w:color="auto"/>
+              <w:right w:val="single" w:sz="6" w:space="0" w:color="auto"/>
+            </w:tcBorders>
+            <w:noWrap/>
+            <w:tcMar>
+              <w:top w:w="120" w:type="dxa"/>
+              <w:left w:w="180" w:type="dxa"/>
+              <w:bottom w:w="120" w:type="dxa"/>
+              <w:right w:w="180" w:type="dxa"/>
+            </w:tcMar>
+            <w:vAlign w:val="center"/>
+            <w:hideMark/>
+          </w:tcPr>
+          <w:p>
+            <w:pPr>
+              <w:spacing w:before="100" w:beforeAutospacing="1" w:after="100" w:afterAutospacing="1"/>
+            </w:pPr>
+            <w:r>
+              <w:t xml:space="preserve">Успешное </w:t>
+            </w:r>
+            <w:r>
+              <w:t>размещение заказа в системе</w:t>
+            </w:r>
+          </w:p>
+        </w:tc>
+        <w:tc>
+          <w:tcPr>
+            <w:tcW w:w="1132" w:type="pct"/>
+            <w:tcBorders>
+              <w:top w:val="single" w:sz="6" w:space="0" w:color="auto"/>
+              <w:left w:val="single" w:sz="6" w:space="0" w:color="auto"/>
+              <w:bottom w:val="single" w:sz="6" w:space="0" w:color="auto"/>
+              <w:right w:val="single" w:sz="6" w:space="0" w:color="auto"/>
+            </w:tcBorders>
+            <w:noWrap/>
+            <w:tcMar>
+              <w:top w:w="120" w:type="dxa"/>
+              <w:left w:w="180" w:type="dxa"/>
+              <w:bottom w:w="120" w:type="dxa"/>
+              <w:right w:w="180" w:type="dxa"/>
+            </w:tcMar>
+            <w:vAlign w:val="center"/>
+            <w:hideMark/>
+          </w:tcPr>
+          <w:p>
+            <w:pPr>
+              <w:spacing w:before="100" w:beforeAutospacing="1" w:after="100" w:afterAutospacing="1"/>
+            </w:pPr>
+            <w:r>
+              <w:t xml:space="preserve">Клиент </w:t>
+            </w:r>
+            <w:r>
+              <w:t>оплачивает заказ</w:t>
+            </w:r>
+          </w:p>
+        </w:tc>
+        <w:tc>
+          <w:tcPr>
+            <w:tcW w:w="2802" w:type="pct"/>
+            <w:gridSpan w:val="2"/>
+            <w:tcBorders>
+              <w:top w:val="single" w:sz="6" w:space="0" w:color="auto"/>
+              <w:left w:val="single" w:sz="6" w:space="0" w:color="auto"/>
+              <w:bottom w:val="single" w:sz="6" w:space="0" w:color="auto"/>
+              <w:right w:val="single" w:sz="6" w:space="0" w:color="auto"/>
+            </w:tcBorders>
+            <w:noWrap/>
+            <w:tcMar>
+              <w:top w:w="120" w:type="dxa"/>
+              <w:left w:w="180" w:type="dxa"/>
+              <w:bottom w:w="120" w:type="dxa"/>
+              <w:right w:w="180" w:type="dxa"/>
+            </w:tcMar>
+            <w:vAlign w:val="center"/>
+            <w:hideMark/>
+          </w:tcPr>
+          <w:p>
+            <w:pPr>
+              <w:spacing w:before="100" w:beforeAutospacing="1" w:after="100" w:afterAutospacing="1"/>
+            </w:pPr>
+            <w:r>
+              <w:t>Запись о заказе записывается в БД</w:t>
+            </w:r>
+          </w:p>
+        </w:tc>
+      </w:tr>
+      <w:tr>
+        <w:tc>
+          <w:tcPr>
+            <w:tcW w:w="427" w:type="dxa"/>
+            <w:tcBorders>
+              <w:top w:val="single" w:sz="6" w:space="0" w:color="auto"/>
+              <w:left w:val="single" w:sz="6" w:space="0" w:color="auto"/>
+              <w:bottom w:val="single" w:sz="6" w:space="0" w:color="auto"/>
+              <w:right w:val="single" w:sz="6" w:space="0" w:color="auto"/>
+            </w:tcBorders>
+            <w:noWrap/>
+            <w:tcMar>
+              <w:top w:w="120" w:type="dxa"/>
+              <w:left w:w="180" w:type="dxa"/>
+              <w:bottom w:w="120" w:type="dxa"/>
+              <w:right w:w="180" w:type="dxa"/>
+            </w:tcMar>
+            <w:vAlign w:val="center"/>
+            <w:hideMark/>
+          </w:tcPr>
+          <w:p>
+            <w:pPr>
+              <w:spacing w:before="100" w:beforeAutospacing="1" w:after="100" w:afterAutospacing="1"/>
+            </w:pPr>
+            <w:r>
+              <w:t>2</w:t>
+            </w:r>
+          </w:p>
+        </w:tc>
+        <w:tc>
+          <w:tcPr>
+            <w:tcW w:w="1494" w:type="dxa"/>
+            <w:tcBorders>
+              <w:top w:val="single" w:sz="6" w:space="0" w:color="auto"/>
+              <w:left w:val="single" w:sz="6" w:space="0" w:color="auto"/>
+              <w:bottom w:val="single" w:sz="6" w:space="0" w:color="auto"/>
+              <w:right w:val="single" w:sz="6" w:space="0" w:color="auto"/>
+            </w:tcBorders>
+            <w:noWrap/>
+            <w:tcMar>
+              <w:top w:w="120" w:type="dxa"/>
+              <w:left w:w="180" w:type="dxa"/>
+              <w:bottom w:w="120" w:type="dxa"/>
+              <w:right w:w="180" w:type="dxa"/>
+            </w:tcMar>
+            <w:vAlign w:val="center"/>
+            <w:hideMark/>
+          </w:tcPr>
+          <w:p>
+            <w:pPr>
+              <w:spacing w:before="100" w:beforeAutospacing="1" w:after="100" w:afterAutospacing="1"/>
+            </w:pPr>
+            <w:r>
+              <w:t>Курьер принимает заказ</w:t>
+            </w:r>
+          </w:p>
+        </w:tc>
+        <w:tc>
+          <w:tcPr>
+            <w:tcW w:w="1140" w:type="pct"/>
+            <w:gridSpan w:val="2"/>
+            <w:tcBorders>
+              <w:top w:val="single" w:sz="6" w:space="0" w:color="auto"/>
+              <w:left w:val="single" w:sz="6" w:space="0" w:color="auto"/>
+              <w:bottom w:val="single" w:sz="6" w:space="0" w:color="auto"/>
+              <w:right w:val="single" w:sz="6" w:space="0" w:color="auto"/>
+            </w:tcBorders>
+            <w:noWrap/>
+            <w:tcMar>
+              <w:top w:w="120" w:type="dxa"/>
+              <w:left w:w="180" w:type="dxa"/>
+              <w:bottom w:w="120" w:type="dxa"/>
+              <w:right w:w="180" w:type="dxa"/>
+            </w:tcMar>
+            <w:vAlign w:val="center"/>
+            <w:hideMark/>
+          </w:tcPr>
+          <w:p>
+            <w:pPr>
+              <w:spacing w:before="100" w:beforeAutospacing="1" w:after="100" w:afterAutospacing="1"/>
+            </w:pPr>
+            <w:r>
+              <w:t>Курьер нажимает кнопку «Принять»</w:t>
+            </w:r>
+          </w:p>
+        </w:tc>
+        <w:tc>
+          <w:tcPr>
+            <w:tcW w:w="2794" w:type="pct"/>
+            <w:tcBorders>
+              <w:top w:val="single" w:sz="6" w:space="0" w:color="auto"/>
+              <w:left w:val="single" w:sz="6" w:space="0" w:color="auto"/>
+              <w:bottom w:val="single" w:sz="6" w:space="0" w:color="auto"/>
+              <w:right w:val="single" w:sz="6" w:space="0" w:color="auto"/>
+            </w:tcBorders>
+            <w:noWrap/>
+            <w:tcMar>
+              <w:top w:w="120" w:type="dxa"/>
+              <w:left w:w="180" w:type="dxa"/>
+              <w:bottom w:w="120" w:type="dxa"/>
+              <w:right w:w="180" w:type="dxa"/>
+            </w:tcMar>
+            <w:vAlign w:val="center"/>
+            <w:hideMark/>
+          </w:tcPr>
+          <w:p>
+            <w:pPr>
+              <w:spacing w:before="100" w:beforeAutospacing="1" w:after="100" w:afterAutospacing="1"/>
+            </w:pPr>
+            <w:r>
+              <w:t xml:space="preserve">Система </w:t>
+            </w:r>
+            <w:r>
+              <w:t xml:space="preserve">записывает курьера в данные о заказе, обновляет статус, начинает передавать </w:t>
+            </w:r>
+            <w:r>
+              <w:rPr>
+                <w:lang w:val="en-GB"/>
+              </w:rPr>
+              <w:t>GPS</w:t>
+            </w:r>
+            <w:r>
+              <w:t>-данные курьера клиенту</w:t>
+            </w:r>
+          </w:p>
+        </w:tc>
+      </w:tr>
+      <w:tr>
+        <w:tc>
+          <w:tcPr>
+            <w:tcW w:w="427" w:type="dxa"/>
+            <w:tcBorders>
+              <w:top w:val="single" w:sz="6" w:space="0" w:color="auto"/>
+              <w:left w:val="single" w:sz="6" w:space="0" w:color="auto"/>
+              <w:bottom w:val="single" w:sz="6" w:space="0" w:color="auto"/>
+              <w:right w:val="single" w:sz="6" w:space="0" w:color="auto"/>
+            </w:tcBorders>
+            <w:noWrap/>
+            <w:tcMar>
+              <w:top w:w="120" w:type="dxa"/>
+              <w:left w:w="180" w:type="dxa"/>
+              <w:bottom w:w="120" w:type="dxa"/>
+              <w:right w:w="180" w:type="dxa"/>
+            </w:tcMar>
+            <w:vAlign w:val="center"/>
+            <w:hideMark/>
+          </w:tcPr>
+          <w:p>
+            <w:pPr>
+              <w:spacing w:before="100" w:beforeAutospacing="1" w:after="100" w:afterAutospacing="1"/>
+            </w:pPr>
+            <w:r>
+              <w:t>3</w:t>
+            </w:r>
+          </w:p>
+        </w:tc>
+        <w:tc>
+          <w:tcPr>
+            <w:tcW w:w="1494" w:type="dxa"/>
+            <w:tcBorders>
+              <w:top w:val="single" w:sz="6" w:space="0" w:color="auto"/>
+              <w:left w:val="single" w:sz="6" w:space="0" w:color="auto"/>
+              <w:bottom w:val="single" w:sz="6" w:space="0" w:color="auto"/>
+              <w:right w:val="single" w:sz="6" w:space="0" w:color="auto"/>
+            </w:tcBorders>
+            <w:noWrap/>
+            <w:tcMar>
+              <w:top w:w="120" w:type="dxa"/>
+              <w:left w:w="180" w:type="dxa"/>
+              <w:bottom w:w="120" w:type="dxa"/>
+              <w:right w:w="180" w:type="dxa"/>
+            </w:tcMar>
+            <w:vAlign w:val="center"/>
+            <w:hideMark/>
+          </w:tcPr>
+          <w:p>
+            <w:pPr>
+              <w:spacing w:before="100" w:beforeAutospacing="1" w:after="100" w:afterAutospacing="1"/>
+            </w:pPr>
+            <w:r>
+              <w:t xml:space="preserve">Отмена </w:t>
+            </w:r>
+            <w:r>
+              <w:t>заказа</w:t>
+            </w:r>
+          </w:p>
+        </w:tc>
+        <w:tc>
+          <w:tcPr>
+            <w:tcW w:w="1140" w:type="pct"/>
+            <w:gridSpan w:val="2"/>
+            <w:tcBorders>
+              <w:top w:val="single" w:sz="6" w:space="0" w:color="auto"/>
+              <w:left w:val="single" w:sz="6" w:space="0" w:color="auto"/>
+              <w:bottom w:val="single" w:sz="6" w:space="0" w:color="auto"/>
+              <w:right w:val="single" w:sz="6" w:space="0" w:color="auto"/>
+            </w:tcBorders>
+            <w:noWrap/>
+            <w:tcMar>
+              <w:top w:w="120" w:type="dxa"/>
+              <w:left w:w="180" w:type="dxa"/>
+              <w:bottom w:w="120" w:type="dxa"/>
+              <w:right w:w="180" w:type="dxa"/>
+            </w:tcMar>
+            <w:vAlign w:val="center"/>
+            <w:hideMark/>
+          </w:tcPr>
+          <w:p>
+            <w:pPr>
+              <w:spacing w:before="100" w:beforeAutospacing="1" w:after="100" w:afterAutospacing="1"/>
+            </w:pPr>
+            <w:r>
+              <w:t>Клиент отменяет ранее созданн</w:t>
+            </w:r>
+            <w:r>
+              <w:t>ый</w:t>
+            </w:r>
+            <w:r>
+              <w:t xml:space="preserve"> </w:t>
+            </w:r>
+            <w:r>
+              <w:t>заказ</w:t>
+            </w:r>
+          </w:p>
+        </w:tc>
+        <w:tc>
+          <w:tcPr>
+            <w:tcW w:w="2794" w:type="pct"/>
+            <w:tcBorders>
+              <w:top w:val="single" w:sz="6" w:space="0" w:color="auto"/>
+              <w:left w:val="single" w:sz="6" w:space="0" w:color="auto"/>
+              <w:bottom w:val="single" w:sz="6" w:space="0" w:color="auto"/>
+              <w:right w:val="single" w:sz="6" w:space="0" w:color="auto"/>
+            </w:tcBorders>
+            <w:noWrap/>
+            <w:tcMar>
+              <w:top w:w="120" w:type="dxa"/>
+              <w:left w:w="180" w:type="dxa"/>
+              <w:bottom w:w="120" w:type="dxa"/>
+              <w:right w:w="180" w:type="dxa"/>
+            </w:tcMar>
+            <w:vAlign w:val="center"/>
+            <w:hideMark/>
+          </w:tcPr>
+          <w:p>
+            <w:pPr>
+              <w:spacing w:before="100" w:beforeAutospacing="1" w:after="100" w:afterAutospacing="1"/>
+            </w:pPr>
+            <w:r>
+              <w:t>Система проверяет таймер, не прошло ли 2 мин, если нет то статус заказа меняется на «отменён», оплата с площадки возвращается клиенту</w:t>
+            </w:r>
+          </w:p>
+        </w:tc>
+      </w:tr>
+      <w:tr>
+        <w:tc>
+          <w:tcPr>
+            <w:tcW w:w="427" w:type="dxa"/>
+            <w:tcBorders>
+              <w:top w:val="single" w:sz="6" w:space="0" w:color="auto"/>
+              <w:left w:val="single" w:sz="6" w:space="0" w:color="auto"/>
+              <w:bottom w:val="single" w:sz="6" w:space="0" w:color="auto"/>
+              <w:right w:val="single" w:sz="6" w:space="0" w:color="auto"/>
+            </w:tcBorders>
+            <w:noWrap/>
+            <w:tcMar>
+              <w:top w:w="120" w:type="dxa"/>
+              <w:left w:w="180" w:type="dxa"/>
+              <w:bottom w:w="120" w:type="dxa"/>
+              <w:right w:w="180" w:type="dxa"/>
+            </w:tcMar>
+            <w:vAlign w:val="center"/>
+            <w:hideMark/>
+          </w:tcPr>
+          <w:p>
+            <w:pPr>
+              <w:spacing w:before="100" w:beforeAutospacing="1" w:after="100" w:afterAutospacing="1"/>
+            </w:pPr>
+            <w:r>
+              <w:t>4</w:t>
+            </w:r>
+          </w:p>
+        </w:tc>
+        <w:tc>
+          <w:tcPr>
+            <w:tcW w:w="1494" w:type="dxa"/>
+            <w:tcBorders>
+              <w:top w:val="single" w:sz="6" w:space="0" w:color="auto"/>
+              <w:left w:val="single" w:sz="6" w:space="0" w:color="auto"/>
+              <w:bottom w:val="single" w:sz="6" w:space="0" w:color="auto"/>
+              <w:right w:val="single" w:sz="6" w:space="0" w:color="auto"/>
+            </w:tcBorders>
+            <w:noWrap/>
+            <w:tcMar>
+              <w:top w:w="120" w:type="dxa"/>
+              <w:left w:w="180" w:type="dxa"/>
+              <w:bottom w:w="120" w:type="dxa"/>
+              <w:right w:w="180" w:type="dxa"/>
+            </w:tcMar>
+            <w:vAlign w:val="center"/>
+            <w:hideMark/>
+          </w:tcPr>
+          <w:p>
+            <w:pPr>
+              <w:spacing w:before="100" w:beforeAutospacing="1" w:after="100" w:afterAutospacing="1"/>
+            </w:pPr>
+            <w:r>
+              <w:t>Курьер отказывается брать заказ</w:t>
+            </w:r>
+          </w:p>
+        </w:tc>
+        <w:tc>
+          <w:tcPr>
+            <w:tcW w:w="1132" w:type="pct"/>
+            <w:tcBorders>
+              <w:top w:val="single" w:sz="6" w:space="0" w:color="auto"/>
+              <w:left w:val="single" w:sz="6" w:space="0" w:color="auto"/>
+              <w:bottom w:val="single" w:sz="6" w:space="0" w:color="auto"/>
+              <w:right w:val="single" w:sz="6" w:space="0" w:color="auto"/>
+            </w:tcBorders>
+            <w:noWrap/>
+            <w:tcMar>
+              <w:top w:w="120" w:type="dxa"/>
+              <w:left w:w="180" w:type="dxa"/>
+              <w:bottom w:w="120" w:type="dxa"/>
+              <w:right w:w="180" w:type="dxa"/>
+            </w:tcMar>
+            <w:vAlign w:val="center"/>
+            <w:hideMark/>
+          </w:tcPr>
+          <w:p>
+            <w:pPr>
+              <w:spacing w:before="100" w:beforeAutospacing="1" w:after="100" w:afterAutospacing="1"/>
+            </w:pPr>
+            <w:r>
+              <w:t>Курьер нажимает кнопку «Отказаться»</w:t>
+            </w:r>
+          </w:p>
+        </w:tc>
+        <w:tc>
+          <w:tcPr>
+            <w:tcW w:w="2802" w:type="pct"/>
+            <w:gridSpan w:val="2"/>
+            <w:tcBorders>
+              <w:top w:val="single" w:sz="6" w:space="0" w:color="auto"/>
+              <w:left w:val="single" w:sz="6" w:space="0" w:color="auto"/>
+              <w:bottom w:val="single" w:sz="6" w:space="0" w:color="auto"/>
+              <w:right w:val="single" w:sz="6" w:space="0" w:color="auto"/>
+            </w:tcBorders>
+            <w:noWrap/>
+            <w:tcMar>
+              <w:top w:w="120" w:type="dxa"/>
+              <w:left w:w="180" w:type="dxa"/>
+              <w:bottom w:w="120" w:type="dxa"/>
+              <w:right w:w="180" w:type="dxa"/>
+            </w:tcMar>
+            <w:vAlign w:val="center"/>
+            <w:hideMark/>
+          </w:tcPr>
+          <w:p>
+            <w:pPr>
+              <w:spacing w:before="100" w:beforeAutospacing="1" w:after="100" w:afterAutospacing="1"/>
+            </w:pPr>
+            <w:r>
+              <w:t>Система записывает факт отказа в историю курьера, система переходит в петлю «предложение другим курьерам» до выхода из петли или по истечении тайм-аута в 8 мин.</w:t>
+            </w:r>
+          </w:p>
+        </w:tc>
+      </w:tr>
+      <w:tr>
+        <w:tc>
+          <w:tcPr>
+            <w:tcW w:w="427" w:type="dxa"/>
+            <w:tcBorders>
+              <w:top w:val="single" w:sz="6" w:space="0" w:color="auto"/>
+              <w:left w:val="single" w:sz="6" w:space="0" w:color="auto"/>
+              <w:bottom w:val="single" w:sz="6" w:space="0" w:color="auto"/>
+              <w:right w:val="single" w:sz="6" w:space="0" w:color="auto"/>
+            </w:tcBorders>
+            <w:noWrap/>
+            <w:tcMar>
+              <w:top w:w="120" w:type="dxa"/>
+              <w:left w:w="180" w:type="dxa"/>
+              <w:bottom w:w="120" w:type="dxa"/>
+              <w:right w:w="180" w:type="dxa"/>
+            </w:tcMar>
+            <w:vAlign w:val="center"/>
+            <w:hideMark/>
+          </w:tcPr>
+          <w:p>
+            <w:pPr>
+              <w:spacing w:before="100" w:beforeAutospacing="1" w:after="100" w:afterAutospacing="1"/>
+            </w:pPr>
+            <w:r>
+              <w:t>5</w:t>
+            </w:r>
+          </w:p>
+        </w:tc>
+        <w:tc>
+          <w:tcPr>
+            <w:tcW w:w="1494" w:type="dxa"/>
+            <w:tcBorders>
+              <w:top w:val="single" w:sz="6" w:space="0" w:color="auto"/>
+              <w:left w:val="single" w:sz="6" w:space="0" w:color="auto"/>
+              <w:bottom w:val="single" w:sz="6" w:space="0" w:color="auto"/>
+              <w:right w:val="single" w:sz="6" w:space="0" w:color="auto"/>
+            </w:tcBorders>
+            <w:noWrap/>
+            <w:tcMar>
+              <w:top w:w="120" w:type="dxa"/>
+              <w:left w:w="180" w:type="dxa"/>
+              <w:bottom w:w="120" w:type="dxa"/>
+              <w:right w:w="180" w:type="dxa"/>
+            </w:tcMar>
+            <w:vAlign w:val="center"/>
+            <w:hideMark/>
+          </w:tcPr>
+          <w:p>
+            <w:pPr>
+              <w:spacing w:before="100" w:beforeAutospacing="1" w:after="100" w:afterAutospacing="1"/>
+            </w:pPr>
+            <w:r>
+              <w:t>Ошибка при пустом имени</w:t>
+            </w:r>
+          </w:p>
+        </w:tc>
+        <w:tc>
+          <w:tcPr>
+            <w:tcW w:w="1132" w:type="pct"/>
+            <w:tcBorders>
+              <w:top w:val="single" w:sz="6" w:space="0" w:color="auto"/>
+              <w:left w:val="single" w:sz="6" w:space="0" w:color="auto"/>
+              <w:bottom w:val="single" w:sz="6" w:space="0" w:color="auto"/>
+              <w:right w:val="single" w:sz="6" w:space="0" w:color="auto"/>
+            </w:tcBorders>
+            <w:noWrap/>
+            <w:tcMar>
+              <w:top w:w="120" w:type="dxa"/>
+              <w:left w:w="180" w:type="dxa"/>
+              <w:bottom w:w="120" w:type="dxa"/>
+              <w:right w:w="180" w:type="dxa"/>
+            </w:tcMar>
+            <w:vAlign w:val="center"/>
+            <w:hideMark/>
+          </w:tcPr>
+          <w:p>
+            <w:pPr>
+              <w:spacing w:before="100" w:beforeAutospacing="1" w:after="100" w:afterAutospacing="1"/>
+            </w:pPr>
+            <w:r>
+              <w:t>Клиент оставляет поле имени пустым</w:t>
+            </w:r>
+          </w:p>
+        </w:tc>
+        <w:tc>
+          <w:tcPr>
+            <w:tcW w:w="2802" w:type="pct"/>
+            <w:gridSpan w:val="2"/>
+            <w:tcBorders>
+              <w:top w:val="single" w:sz="6" w:space="0" w:color="auto"/>
+              <w:left w:val="single" w:sz="6" w:space="0" w:color="auto"/>
+              <w:bottom w:val="single" w:sz="6" w:space="0" w:color="auto"/>
+              <w:right w:val="single" w:sz="6" w:space="0" w:color="auto"/>
+            </w:tcBorders>
+            <w:noWrap/>
+            <w:tcMar>
+              <w:top w:w="120" w:type="dxa"/>
+              <w:left w:w="180" w:type="dxa"/>
+              <w:bottom w:w="120" w:type="dxa"/>
+              <w:right w:w="180" w:type="dxa"/>
+            </w:tcMar>
+            <w:vAlign w:val="center"/>
+            <w:hideMark/>
+          </w:tcPr>
+          <w:p>
+            <w:pPr>
+              <w:spacing w:before="100" w:beforeAutospacing="1" w:after="100" w:afterAutospacing="1"/>
+            </w:pPr>
+            <w:r>
+              <w:t>Система показывает сообщение об ошибке</w:t>
+            </w:r>
+          </w:p>
+        </w:tc>
+      </w:tr>
+      <w:tr>
+        <w:tc>
+          <w:tcPr>
+            <w:tcW w:w="427" w:type="dxa"/>
+            <w:tcBorders>
+              <w:top w:val="single" w:sz="6" w:space="0" w:color="auto"/>
+              <w:left w:val="single" w:sz="6" w:space="0" w:color="auto"/>
+              <w:bottom w:val="single" w:sz="6" w:space="0" w:color="auto"/>
+              <w:right w:val="single" w:sz="6" w:space="0" w:color="auto"/>
+            </w:tcBorders>
+            <w:noWrap/>
+            <w:tcMar>
+              <w:top w:w="120" w:type="dxa"/>
+              <w:left w:w="180" w:type="dxa"/>
+              <w:bottom w:w="120" w:type="dxa"/>
+              <w:right w:w="180" w:type="dxa"/>
+            </w:tcMar>
+            <w:vAlign w:val="center"/>
+            <w:hideMark/>
+          </w:tcPr>
+          <w:p>
+            <w:pPr>
+              <w:spacing w:before="100" w:beforeAutospacing="1" w:after="100" w:afterAutospacing="1"/>
+            </w:pPr>
+            <w:r>
+              <w:t>6</w:t>
+            </w:r>
+          </w:p>
+        </w:tc>
+        <w:tc>
+          <w:tcPr>
+            <w:tcW w:w="1494" w:type="dxa"/>
+            <w:tcBorders>
+              <w:top w:val="single" w:sz="6" w:space="0" w:color="auto"/>
+              <w:left w:val="single" w:sz="6" w:space="0" w:color="auto"/>
+              <w:bottom w:val="single" w:sz="6" w:space="0" w:color="auto"/>
+              <w:right w:val="single" w:sz="6" w:space="0" w:color="auto"/>
+            </w:tcBorders>
+            <w:noWrap/>
+            <w:tcMar>
+              <w:top w:w="120" w:type="dxa"/>
+              <w:left w:w="180" w:type="dxa"/>
+              <w:bottom w:w="120" w:type="dxa"/>
+              <w:right w:w="180" w:type="dxa"/>
+            </w:tcMar>
+            <w:vAlign w:val="center"/>
+            <w:hideMark/>
+          </w:tcPr>
+          <w:p>
+            <w:pPr>
+              <w:spacing w:before="100" w:beforeAutospacing="1" w:after="100" w:afterAutospacing="1"/>
+            </w:pPr>
+            <w:r>
+              <w:t xml:space="preserve">Авторизация </w:t>
+            </w:r>
+            <w:r>
+              <w:t>курьера</w:t>
+            </w:r>
+          </w:p>
+        </w:tc>
+        <w:tc>
+          <w:tcPr>
+            <w:tcW w:w="1132" w:type="pct"/>
+            <w:tcBorders>
+              <w:top w:val="single" w:sz="6" w:space="0" w:color="auto"/>
+              <w:left w:val="single" w:sz="6" w:space="0" w:color="auto"/>
+              <w:bottom w:val="single" w:sz="6" w:space="0" w:color="auto"/>
+              <w:right w:val="single" w:sz="6" w:space="0" w:color="auto"/>
+            </w:tcBorders>
+            <w:noWrap/>
+            <w:tcMar>
+              <w:top w:w="120" w:type="dxa"/>
+              <w:left w:w="180" w:type="dxa"/>
+              <w:bottom w:w="120" w:type="dxa"/>
+              <w:right w:w="180" w:type="dxa"/>
+            </w:tcMar>
+            <w:vAlign w:val="center"/>
+            <w:hideMark/>
+          </w:tcPr>
+          <w:p>
+            <w:pPr>
+              <w:spacing w:before="100" w:beforeAutospacing="1" w:after="100" w:afterAutospacing="1"/>
+            </w:pPr>
+            <w:r>
+              <w:t>Курьер</w:t>
+            </w:r>
+            <w:r>
+              <w:t xml:space="preserve"> вводит правильный логин и пароль</w:t>
+            </w:r>
+          </w:p>
+        </w:tc>
+        <w:tc>
+          <w:tcPr>
+            <w:tcW w:w="2802" w:type="pct"/>
+            <w:gridSpan w:val="2"/>
+            <w:tcBorders>
+              <w:top w:val="single" w:sz="6" w:space="0" w:color="auto"/>
+              <w:left w:val="single" w:sz="6" w:space="0" w:color="auto"/>
+              <w:bottom w:val="single" w:sz="6" w:space="0" w:color="auto"/>
+              <w:right w:val="single" w:sz="6" w:space="0" w:color="auto"/>
+            </w:tcBorders>
+            <w:noWrap/>
+            <w:tcMar>
+              <w:top w:w="120" w:type="dxa"/>
+              <w:left w:w="180" w:type="dxa"/>
+              <w:bottom w:w="120" w:type="dxa"/>
+              <w:right w:w="180" w:type="dxa"/>
+            </w:tcMar>
+            <w:vAlign w:val="center"/>
+            <w:hideMark/>
+          </w:tcPr>
+          <w:p>
+            <w:pPr>
+              <w:spacing w:before="100" w:beforeAutospacing="1" w:after="100" w:afterAutospacing="1"/>
+            </w:pPr>
+            <w:r>
+              <w:t xml:space="preserve">Открывается </w:t>
+            </w:r>
+            <w:r>
+              <w:t>страница для курьеров.</w:t>
+            </w:r>
+          </w:p>
+        </w:tc>
+      </w:tr>
+    </w:tbl>
+    <w:p>
+      <w:pPr>
+        <w:spacing w:before="100" w:beforeAutospacing="1" w:after="100" w:afterAutospacing="1"/>
+        <w:ind w:left="720"/>
+      </w:pPr>
+    </w:p>
     <w:p>
       <w:pPr>
         <w:rPr>

--- a/требования 1.docx
+++ b/требования 1.docx
@@ -549,6 +549,30 @@
     </w:p>
     <w:p>
       <w:pPr>
+        <w:pStyle w:val="a7"/>
+        <w:numPr>
+          <w:ilvl w:val="0"/>
+          <w:numId w:val="3"/>
+        </w:numPr>
+      </w:pPr>
+      <w:r>
+        <w:t>Клиент должен иметь возможность ввести текстовый комментарий</w:t>
+      </w:r>
+      <w:r>
+        <w:t xml:space="preserve"> </w:t>
+      </w:r>
+      <w:r>
+        <w:t xml:space="preserve">к заказу </w:t>
+      </w:r>
+      <w:r>
+        <w:t xml:space="preserve"> (пожелания, аллергены)</w:t>
+      </w:r>
+      <w:r>
+        <w:t xml:space="preserve"> длиной не более 500 символов.</w:t>
+      </w:r>
+    </w:p>
+    <w:p>
+      <w:pPr>
         <w:numPr>
           <w:ilvl w:val="0"/>
           <w:numId w:val="3"/>
@@ -556,16 +580,10 @@
         <w:spacing w:before="100" w:beforeAutospacing="1" w:after="100" w:afterAutospacing="1"/>
       </w:pPr>
       <w:r>
-        <w:t xml:space="preserve">Клиент должен иметь возможность указать </w:t>
-      </w:r>
-      <w:r>
-        <w:t>пожелания к ресторану по заказу(аллергии, нуж</w:t>
-      </w:r>
-      <w:r>
-        <w:t xml:space="preserve">на ли дополнительная посуда и т. п.) </w:t>
-      </w:r>
-      <w:r>
-        <w:t>.</w:t>
+        <w:t>К</w:t>
+      </w:r>
+      <w:r>
+        <w:t>лиент должен иметь возможность связаться с курьером в рамках активного заказа через встроенный текстовый чат в мобильном приложении.</w:t>
       </w:r>
     </w:p>
     <w:p>
@@ -577,22 +595,20 @@
         <w:spacing w:before="100" w:beforeAutospacing="1" w:after="100" w:afterAutospacing="1"/>
       </w:pPr>
       <w:r>
-        <w:t xml:space="preserve">Клиент должен иметь возможность </w:t>
-      </w:r>
-      <w:r>
-        <w:t>связаться с курьером</w:t>
-      </w:r>
-      <w:r>
-        <w:t xml:space="preserve"> по </w:t>
-      </w:r>
-      <w:r>
-        <w:t xml:space="preserve">поводу своего </w:t>
-      </w:r>
-      <w:r>
-        <w:t>заказ</w:t>
-      </w:r>
-      <w:r>
-        <w:t>а</w:t>
+        <w:lastRenderedPageBreak/>
+        <w:t xml:space="preserve">Клиент должен иметь возможность отменить </w:t>
+      </w:r>
+      <w:r>
+        <w:t>заказ, в течении 3 мин. после оформления или если он не был доставлен</w:t>
+      </w:r>
+      <w:r>
+        <w:t xml:space="preserve">, </w:t>
+      </w:r>
+      <w:r>
+        <w:t>заказ и вернуть деньги в течении 30 минут</w:t>
+      </w:r>
+      <w:r>
+        <w:t xml:space="preserve"> после отмены</w:t>
       </w:r>
       <w:r>
         <w:t>.</w:t>
@@ -607,11 +623,22 @@
         <w:spacing w:before="100" w:beforeAutospacing="1" w:after="100" w:afterAutospacing="1"/>
       </w:pPr>
       <w:r>
-        <w:lastRenderedPageBreak/>
-        <w:t xml:space="preserve">Клиент должен иметь возможность отменить </w:t>
-      </w:r>
-      <w:r>
-        <w:t>заказ, в течении 3 мин. после оформления или если он не был доставлен</w:t>
+        <w:t xml:space="preserve">Система должна показывать </w:t>
+      </w:r>
+      <w:r>
+        <w:t xml:space="preserve">клиенту </w:t>
+      </w:r>
+      <w:r>
+        <w:t xml:space="preserve">только </w:t>
+      </w:r>
+      <w:r>
+        <w:t>рестораны</w:t>
+      </w:r>
+      <w:r>
+        <w:t xml:space="preserve"> </w:t>
+      </w:r>
+      <w:r>
+        <w:t>в районе, которые покрывает доставка (не дальше 10 км от указанного адреса доставки)</w:t>
       </w:r>
       <w:r>
         <w:t>.</w:t>
@@ -629,19 +656,7 @@
         <w:t xml:space="preserve">Система должна показывать </w:t>
       </w:r>
       <w:r>
-        <w:t xml:space="preserve">клиенту </w:t>
-      </w:r>
-      <w:r>
-        <w:t xml:space="preserve">только </w:t>
-      </w:r>
-      <w:r>
-        <w:t>рестораны</w:t>
-      </w:r>
-      <w:r>
-        <w:t xml:space="preserve"> </w:t>
-      </w:r>
-      <w:r>
-        <w:t>в районе, которые покрывает доставка (не дальше 10 км от указанного адреса доставки)</w:t>
+        <w:t>местоположение курьера и время до прибытия доставки с задержкой максимум 3 мин</w:t>
       </w:r>
       <w:r>
         <w:t>.</w:t>
@@ -656,13 +671,15 @@
         <w:spacing w:before="100" w:beforeAutospacing="1" w:after="100" w:afterAutospacing="1"/>
       </w:pPr>
       <w:r>
-        <w:t xml:space="preserve">Система должна показывать </w:t>
-      </w:r>
-      <w:r>
-        <w:t>местоположение курьера и время до прибытия доставки с задержкой максимум 3 мин</w:t>
-      </w:r>
-      <w:r>
-        <w:t>.</w:t>
+        <w:t xml:space="preserve">Система должна отправлять </w:t>
+      </w:r>
+      <w:proofErr w:type="spellStart"/>
+      <w:r>
+        <w:t>push</w:t>
+      </w:r>
+      <w:proofErr w:type="spellEnd"/>
+      <w:r>
+        <w:t>-уведомление диспетчеру при получении отчета о задержке или ошибке от ресторана или курьера.</w:t>
       </w:r>
     </w:p>
     <w:p>
@@ -674,10 +691,19 @@
         <w:spacing w:before="100" w:beforeAutospacing="1" w:after="100" w:afterAutospacing="1"/>
       </w:pPr>
       <w:r>
-        <w:t xml:space="preserve">Система должна </w:t>
-      </w:r>
-      <w:r>
-        <w:t>иметь возможность сообщить об ошибках или задержках с двух сторон: со стороны ресторана и курьера.</w:t>
+        <w:t xml:space="preserve">Система должна предоставлять возможность диспетчеру просматривать активные заказы, загруженность курьеров, </w:t>
+      </w:r>
+      <w:r>
+        <w:t>вручную назнач</w:t>
+      </w:r>
+      <w:r>
+        <w:t>и</w:t>
+      </w:r>
+      <w:r>
+        <w:t>ть курьера на любой заказ</w:t>
+      </w:r>
+      <w:r>
+        <w:t>.</w:t>
       </w:r>
     </w:p>
     <w:p>
@@ -689,19 +715,10 @@
         <w:spacing w:before="100" w:beforeAutospacing="1" w:after="100" w:afterAutospacing="1"/>
       </w:pPr>
       <w:r>
-        <w:t xml:space="preserve">Система должна предоставлять возможность диспетчеру просматривать активные заказы, загруженность курьеров, </w:t>
-      </w:r>
-      <w:r>
-        <w:t>вручную назнач</w:t>
-      </w:r>
-      <w:r>
-        <w:t>и</w:t>
-      </w:r>
-      <w:r>
-        <w:t>ть курьера на любой заказ</w:t>
-      </w:r>
-      <w:r>
-        <w:t>.</w:t>
+        <w:t>Диспетчер должен иметь возможность вручную разрешать конфликтные ситуации (спор между клиентом, рестораном и курьером), принимая окончательное решение, которое система фиксирует и исполняет (например, отмена заказа без штрафа, переназначение курьера, корректировка суммы оплаты</w:t>
+      </w:r>
+      <w:r>
+        <w:t>).</w:t>
       </w:r>
     </w:p>
     <w:p>
@@ -713,10 +730,10 @@
         <w:spacing w:before="100" w:beforeAutospacing="1" w:after="100" w:afterAutospacing="1"/>
       </w:pPr>
       <w:r>
-        <w:t>Диспетчер должен иметь возможность вручную разрешать конфликтные ситуации (спор между клиентом, рестораном и курьером), принимая окончательное решение, которое система фиксирует и исполняет (например, отмена заказа без штрафа, переназначение курьера, корректировка суммы оплаты</w:t>
-      </w:r>
-      <w:r>
-        <w:t>).</w:t>
+        <w:t xml:space="preserve">Система </w:t>
+      </w:r>
+      <w:r>
+        <w:t>должна предлагать клиенту оставить обратную связь о работе ресторана и курьера.</w:t>
       </w:r>
     </w:p>
     <w:p>
@@ -728,10 +745,16 @@
         <w:spacing w:before="100" w:beforeAutospacing="1" w:after="100" w:afterAutospacing="1"/>
       </w:pPr>
       <w:r>
-        <w:t xml:space="preserve">Система </w:t>
-      </w:r>
-      <w:r>
-        <w:t>должна предлагать клиенту оставить обратную связь о работе ресторана и курьера.</w:t>
+        <w:t xml:space="preserve">Система должна </w:t>
+      </w:r>
+      <w:r>
+        <w:t>иметь возможность для ресторана принять</w:t>
+      </w:r>
+      <w:r>
+        <w:t>/</w:t>
+      </w:r>
+      <w:r>
+        <w:t>отказаться от заказа, подтвердить передачу курьеру.</w:t>
       </w:r>
     </w:p>
     <w:p>
@@ -746,13 +769,7 @@
         <w:t xml:space="preserve">Система должна </w:t>
       </w:r>
       <w:r>
-        <w:t>иметь возможность для ресторана принять</w:t>
-      </w:r>
-      <w:r>
-        <w:t>/</w:t>
-      </w:r>
-      <w:r>
-        <w:t>отказаться от заказа, подтвердить передачу курьеру.</w:t>
+        <w:t>предоставлять возможность связаться по поводу заказа по  внутреннему мессенджеру клиенту, ресторану, курьеру.</w:t>
       </w:r>
     </w:p>
     <w:p>
@@ -764,10 +781,13 @@
         <w:spacing w:before="100" w:beforeAutospacing="1" w:after="100" w:afterAutospacing="1"/>
       </w:pPr>
       <w:r>
-        <w:t xml:space="preserve">Система должна </w:t>
-      </w:r>
-      <w:r>
-        <w:t>предоставлять возможность связаться по поводу заказа по  внутреннему мессенджеру клиенту, ресторану, курьеру.</w:t>
+        <w:t xml:space="preserve">Курьер должен иметь возможность </w:t>
+      </w:r>
+      <w:r>
+        <w:t>вручную выбирать заказы только из списка, предложенного системой (сформированного по принципу «оптимальный маршрут и загруженность»)</w:t>
+      </w:r>
+      <w:r>
+        <w:t>.</w:t>
       </w:r>
     </w:p>
     <w:p>
@@ -779,7 +799,10 @@
         <w:spacing w:before="100" w:beforeAutospacing="1" w:after="100" w:afterAutospacing="1"/>
       </w:pPr>
       <w:r>
-        <w:t>Курьер должен иметь возможность вручную выбирать заказы</w:t>
+        <w:t>Курьер должен иметь возможность отказаться от заказа</w:t>
+      </w:r>
+      <w:r>
+        <w:t>(только до получения заказа от ресторана)</w:t>
       </w:r>
       <w:r>
         <w:t>.</w:t>
@@ -794,24 +817,6 @@
         <w:spacing w:before="100" w:beforeAutospacing="1" w:after="100" w:afterAutospacing="1"/>
       </w:pPr>
       <w:r>
-        <w:t>Курьер должен иметь возможность отказаться от заказа</w:t>
-      </w:r>
-      <w:r>
-        <w:t>(только до получения заказа от ресторана)</w:t>
-      </w:r>
-      <w:r>
-        <w:t>.</w:t>
-      </w:r>
-    </w:p>
-    <w:p>
-      <w:pPr>
-        <w:numPr>
-          <w:ilvl w:val="0"/>
-          <w:numId w:val="3"/>
-        </w:numPr>
-        <w:spacing w:before="100" w:beforeAutospacing="1" w:after="100" w:afterAutospacing="1"/>
-      </w:pPr>
-      <w:r>
         <w:t>Курьер должен иметь возможность просматривать загруженные по заказам зоны на карте.</w:t>
       </w:r>
     </w:p>
@@ -894,7 +899,13 @@
         <w:spacing w:before="100" w:beforeAutospacing="1" w:after="100" w:afterAutospacing="1"/>
       </w:pPr>
       <w:r>
-        <w:t>Интерфейс должен быть понятен пользователю без специального обучения.</w:t>
+        <w:t>Интерфейс должен быть понятен пользователю без специального обучения</w:t>
+      </w:r>
+      <w:r>
+        <w:t>: н</w:t>
+      </w:r>
+      <w:r>
+        <w:t>овый пользователь должен завершить оформление заказа не более чем за 5 минут без использования инструкции</w:t>
       </w:r>
     </w:p>
     <w:p>
@@ -1038,6 +1049,7 @@
         <w:spacing w:before="100" w:beforeAutospacing="1" w:after="100" w:afterAutospacing="1"/>
       </w:pPr>
       <w:r>
+        <w:lastRenderedPageBreak/>
         <w:t xml:space="preserve">Если заказ уже у курьера: система ждёт 30 сек., попытка восстановить связь, если неудача, то ждёт 8 мин. и одновременно отправляет уведомление диспетчеру, далее действия по решению </w:t>
       </w:r>
       <w:proofErr w:type="spellStart"/>
@@ -1085,7 +1097,6 @@
         <w:spacing w:before="100" w:beforeAutospacing="1" w:after="100" w:afterAutospacing="1"/>
       </w:pPr>
       <w:r>
-        <w:lastRenderedPageBreak/>
         <w:t xml:space="preserve">Система должна поддерживать одновременную работу не менее </w:t>
       </w:r>
       <w:r>
@@ -1181,8 +1192,8 @@
         <w:tblLook w:val="04A0" w:firstRow="1" w:lastRow="0" w:firstColumn="1" w:lastColumn="0" w:noHBand="0" w:noVBand="1"/>
       </w:tblPr>
       <w:tblGrid>
-        <w:gridCol w:w="1588"/>
-        <w:gridCol w:w="7422"/>
+        <w:gridCol w:w="1350"/>
+        <w:gridCol w:w="7660"/>
       </w:tblGrid>
       <w:tr>
         <w:trPr>
@@ -1455,14 +1466,13 @@
               <w:right w:w="180" w:type="dxa"/>
             </w:tcMar>
             <w:vAlign w:val="center"/>
-            <w:hideMark/>
-          </w:tcPr>
-          <w:p>
-            <w:pPr>
-              <w:spacing w:before="100" w:beforeAutospacing="1" w:after="100" w:afterAutospacing="1"/>
-            </w:pPr>
-            <w:r>
-              <w:t>Доставка и отслеживание</w:t>
+          </w:tcPr>
+          <w:p>
+            <w:pPr>
+              <w:spacing w:before="100" w:beforeAutospacing="1" w:after="100" w:afterAutospacing="1"/>
+            </w:pPr>
+            <w:r>
+              <w:t>Оплата</w:t>
             </w:r>
           </w:p>
         </w:tc>
@@ -1483,14 +1493,31 @@
               <w:right w:w="180" w:type="dxa"/>
             </w:tcMar>
             <w:vAlign w:val="center"/>
-            <w:hideMark/>
-          </w:tcPr>
-          <w:p>
-            <w:pPr>
-              <w:spacing w:before="100" w:beforeAutospacing="1" w:after="100" w:afterAutospacing="1"/>
-            </w:pPr>
-            <w:r>
-              <w:t>Отслеживание геолокации  курьера, передача данных клиенту с задержкой не более 3 минут, отображение времени до прибытия, обработка потери связи с курьером</w:t>
+          </w:tcPr>
+          <w:p>
+            <w:pPr>
+              <w:spacing w:before="100" w:beforeAutospacing="1" w:after="100" w:afterAutospacing="1"/>
+            </w:pPr>
+            <w:r>
+              <w:t xml:space="preserve">Привязать и хранить данные карты, временное </w:t>
+            </w:r>
+            <w:r>
+              <w:t xml:space="preserve">удержание денег </w:t>
+            </w:r>
+            <w:r>
+              <w:t>на транзитном счете сервиса</w:t>
+            </w:r>
+            <w:r>
+              <w:t xml:space="preserve"> до подтверждения завершения заказа (доставлен</w:t>
+            </w:r>
+            <w:r>
+              <w:t>/</w:t>
+            </w:r>
+            <w:r>
+              <w:t>отменен)</w:t>
+            </w:r>
+            <w:r>
+              <w:t>, перевод с транзитного счета на счета ресторана и курьера.</w:t>
             </w:r>
           </w:p>
         </w:tc>
@@ -1520,7 +1547,7 @@
               <w:spacing w:before="100" w:beforeAutospacing="1" w:after="100" w:afterAutospacing="1"/>
             </w:pPr>
             <w:r>
-              <w:t>Распределение доставок</w:t>
+              <w:t>Доставка и отслеживание</w:t>
             </w:r>
           </w:p>
         </w:tc>
@@ -1548,7 +1575,7 @@
               <w:spacing w:before="100" w:beforeAutospacing="1" w:after="100" w:afterAutospacing="1"/>
             </w:pPr>
             <w:r>
-              <w:t>Автоматической распределение, алгоритм распределения диспетчером, просмотр активных заказов и загруженности курьеров на карте, разрешение конфликтов,</w:t>
+              <w:t>Отслеживание геолокации  курьера, передача данных клиенту с задержкой не более 3 минут, отображение времени до прибытия, обработка потери связи с курьером</w:t>
             </w:r>
           </w:p>
         </w:tc>
@@ -1578,7 +1605,7 @@
               <w:spacing w:before="100" w:beforeAutospacing="1" w:after="100" w:afterAutospacing="1"/>
             </w:pPr>
             <w:r>
-              <w:t>Коммуникация</w:t>
+              <w:t>Распределение доставок</w:t>
             </w:r>
           </w:p>
         </w:tc>
@@ -1606,7 +1633,7 @@
               <w:spacing w:before="100" w:beforeAutospacing="1" w:after="100" w:afterAutospacing="1"/>
             </w:pPr>
             <w:r>
-              <w:t>Внутренний мессенджер, отправка уведомлений</w:t>
+              <w:t>Автоматической распределение, алгоритм распределения диспетчером, просмотр активных заказов и загруженности курьеров на карте, разрешение конфликтов,</w:t>
             </w:r>
           </w:p>
         </w:tc>
@@ -1629,12 +1656,71 @@
               <w:right w:w="180" w:type="dxa"/>
             </w:tcMar>
             <w:vAlign w:val="center"/>
-          </w:tcPr>
-          <w:p>
-            <w:pPr>
-              <w:spacing w:before="100" w:beforeAutospacing="1" w:after="100" w:afterAutospacing="1"/>
-            </w:pPr>
-            <w:r>
+            <w:hideMark/>
+          </w:tcPr>
+          <w:p>
+            <w:pPr>
+              <w:spacing w:before="100" w:beforeAutospacing="1" w:after="100" w:afterAutospacing="1"/>
+            </w:pPr>
+            <w:r>
+              <w:t>Коммуникация</w:t>
+            </w:r>
+          </w:p>
+        </w:tc>
+        <w:tc>
+          <w:tcPr>
+            <w:tcW w:w="0" w:type="auto"/>
+            <w:tcBorders>
+              <w:top w:val="single" w:sz="6" w:space="0" w:color="auto"/>
+              <w:left w:val="single" w:sz="6" w:space="0" w:color="auto"/>
+              <w:bottom w:val="single" w:sz="6" w:space="0" w:color="auto"/>
+              <w:right w:val="single" w:sz="6" w:space="0" w:color="auto"/>
+            </w:tcBorders>
+            <w:noWrap/>
+            <w:tcMar>
+              <w:top w:w="120" w:type="dxa"/>
+              <w:left w:w="180" w:type="dxa"/>
+              <w:bottom w:w="120" w:type="dxa"/>
+              <w:right w:w="180" w:type="dxa"/>
+            </w:tcMar>
+            <w:vAlign w:val="center"/>
+            <w:hideMark/>
+          </w:tcPr>
+          <w:p>
+            <w:pPr>
+              <w:spacing w:before="100" w:beforeAutospacing="1" w:after="100" w:afterAutospacing="1"/>
+            </w:pPr>
+            <w:r>
+              <w:t>Внутренний мессенджер, отправка уведомлений</w:t>
+            </w:r>
+          </w:p>
+        </w:tc>
+      </w:tr>
+      <w:tr>
+        <w:tc>
+          <w:tcPr>
+            <w:tcW w:w="0" w:type="auto"/>
+            <w:tcBorders>
+              <w:top w:val="single" w:sz="6" w:space="0" w:color="auto"/>
+              <w:left w:val="single" w:sz="6" w:space="0" w:color="auto"/>
+              <w:bottom w:val="single" w:sz="6" w:space="0" w:color="auto"/>
+              <w:right w:val="single" w:sz="6" w:space="0" w:color="auto"/>
+            </w:tcBorders>
+            <w:noWrap/>
+            <w:tcMar>
+              <w:top w:w="120" w:type="dxa"/>
+              <w:left w:w="180" w:type="dxa"/>
+              <w:bottom w:w="120" w:type="dxa"/>
+              <w:right w:w="180" w:type="dxa"/>
+            </w:tcMar>
+            <w:vAlign w:val="center"/>
+          </w:tcPr>
+          <w:p>
+            <w:pPr>
+              <w:spacing w:before="100" w:beforeAutospacing="1" w:after="100" w:afterAutospacing="1"/>
+            </w:pPr>
+            <w:r>
+              <w:lastRenderedPageBreak/>
               <w:t>Отзывы и аналитика</w:t>
             </w:r>
           </w:p>
@@ -1778,7 +1864,6 @@
                 <w:b/>
                 <w:bCs/>
               </w:rPr>
-              <w:lastRenderedPageBreak/>
               <w:t>№</w:t>
             </w:r>
           </w:p>
@@ -1822,7 +1907,7 @@
         </w:tc>
         <w:tc>
           <w:tcPr>
-            <w:tcW w:w="1132" w:type="pct"/>
+            <w:tcW w:w="2040" w:type="dxa"/>
             <w:tcBorders>
               <w:top w:val="single" w:sz="6" w:space="0" w:color="auto"/>
               <w:left w:val="single" w:sz="6" w:space="0" w:color="auto"/>
@@ -1859,7 +1944,7 @@
         </w:tc>
         <w:tc>
           <w:tcPr>
-            <w:tcW w:w="2802" w:type="pct"/>
+            <w:tcW w:w="5049" w:type="dxa"/>
             <w:gridSpan w:val="2"/>
             <w:tcBorders>
               <w:top w:val="single" w:sz="6" w:space="0" w:color="auto"/>
@@ -1958,7 +2043,7 @@
         </w:tc>
         <w:tc>
           <w:tcPr>
-            <w:tcW w:w="1132" w:type="pct"/>
+            <w:tcW w:w="2040" w:type="dxa"/>
             <w:tcBorders>
               <w:top w:val="single" w:sz="6" w:space="0" w:color="auto"/>
               <w:left w:val="single" w:sz="6" w:space="0" w:color="auto"/>
@@ -1989,7 +2074,7 @@
         </w:tc>
         <w:tc>
           <w:tcPr>
-            <w:tcW w:w="2802" w:type="pct"/>
+            <w:tcW w:w="5049" w:type="dxa"/>
             <w:gridSpan w:val="2"/>
             <w:tcBorders>
               <w:top w:val="single" w:sz="6" w:space="0" w:color="auto"/>
@@ -2076,7 +2161,7 @@
         </w:tc>
         <w:tc>
           <w:tcPr>
-            <w:tcW w:w="1140" w:type="pct"/>
+            <w:tcW w:w="2054" w:type="dxa"/>
             <w:gridSpan w:val="2"/>
             <w:tcBorders>
               <w:top w:val="single" w:sz="6" w:space="0" w:color="auto"/>
@@ -2105,7 +2190,7 @@
         </w:tc>
         <w:tc>
           <w:tcPr>
-            <w:tcW w:w="2794" w:type="pct"/>
+            <w:tcW w:w="5035" w:type="dxa"/>
             <w:tcBorders>
               <w:top w:val="single" w:sz="6" w:space="0" w:color="auto"/>
               <w:left w:val="single" w:sz="6" w:space="0" w:color="auto"/>
@@ -2206,7 +2291,7 @@
         </w:tc>
         <w:tc>
           <w:tcPr>
-            <w:tcW w:w="1140" w:type="pct"/>
+            <w:tcW w:w="2054" w:type="dxa"/>
             <w:gridSpan w:val="2"/>
             <w:tcBorders>
               <w:top w:val="single" w:sz="6" w:space="0" w:color="auto"/>
@@ -2244,7 +2329,7 @@
         </w:tc>
         <w:tc>
           <w:tcPr>
-            <w:tcW w:w="2794" w:type="pct"/>
+            <w:tcW w:w="5035" w:type="dxa"/>
             <w:tcBorders>
               <w:top w:val="single" w:sz="6" w:space="0" w:color="auto"/>
               <w:left w:val="single" w:sz="6" w:space="0" w:color="auto"/>
@@ -2330,7 +2415,7 @@
         </w:tc>
         <w:tc>
           <w:tcPr>
-            <w:tcW w:w="1132" w:type="pct"/>
+            <w:tcW w:w="2040" w:type="dxa"/>
             <w:tcBorders>
               <w:top w:val="single" w:sz="6" w:space="0" w:color="auto"/>
               <w:left w:val="single" w:sz="6" w:space="0" w:color="auto"/>
@@ -2358,7 +2443,7 @@
         </w:tc>
         <w:tc>
           <w:tcPr>
-            <w:tcW w:w="2802" w:type="pct"/>
+            <w:tcW w:w="5049" w:type="dxa"/>
             <w:gridSpan w:val="2"/>
             <w:tcBorders>
               <w:top w:val="single" w:sz="6" w:space="0" w:color="auto"/>
@@ -2445,7 +2530,7 @@
         </w:tc>
         <w:tc>
           <w:tcPr>
-            <w:tcW w:w="1132" w:type="pct"/>
+            <w:tcW w:w="2040" w:type="dxa"/>
             <w:tcBorders>
               <w:top w:val="single" w:sz="6" w:space="0" w:color="auto"/>
               <w:left w:val="single" w:sz="6" w:space="0" w:color="auto"/>
@@ -2473,7 +2558,7 @@
         </w:tc>
         <w:tc>
           <w:tcPr>
-            <w:tcW w:w="2802" w:type="pct"/>
+            <w:tcW w:w="5049" w:type="dxa"/>
             <w:gridSpan w:val="2"/>
             <w:tcBorders>
               <w:top w:val="single" w:sz="6" w:space="0" w:color="auto"/>
@@ -2496,7 +2581,7 @@
               <w:spacing w:before="100" w:beforeAutospacing="1" w:after="100" w:afterAutospacing="1"/>
             </w:pPr>
             <w:r>
-              <w:t>Система показывает сообщение об ошибке</w:t>
+              <w:t>Система подсвечивает пустое поле  красным и выводит текст «Заполните поле «Имя»</w:t>
             </w:r>
           </w:p>
         </w:tc>
@@ -2563,7 +2648,7 @@
         </w:tc>
         <w:tc>
           <w:tcPr>
-            <w:tcW w:w="1132" w:type="pct"/>
+            <w:tcW w:w="2040" w:type="dxa"/>
             <w:tcBorders>
               <w:top w:val="single" w:sz="6" w:space="0" w:color="auto"/>
               <w:left w:val="single" w:sz="6" w:space="0" w:color="auto"/>
@@ -2594,7 +2679,7 @@
         </w:tc>
         <w:tc>
           <w:tcPr>
-            <w:tcW w:w="2802" w:type="pct"/>
+            <w:tcW w:w="5049" w:type="dxa"/>
             <w:gridSpan w:val="2"/>
             <w:tcBorders>
               <w:top w:val="single" w:sz="6" w:space="0" w:color="auto"/>
@@ -2621,6 +2706,609 @@
             </w:r>
             <w:r>
               <w:t>страница для курьеров.</w:t>
+            </w:r>
+          </w:p>
+        </w:tc>
+      </w:tr>
+      <w:tr>
+        <w:tc>
+          <w:tcPr>
+            <w:tcW w:w="427" w:type="dxa"/>
+            <w:tcBorders>
+              <w:top w:val="single" w:sz="6" w:space="0" w:color="auto"/>
+              <w:left w:val="single" w:sz="6" w:space="0" w:color="auto"/>
+              <w:bottom w:val="single" w:sz="6" w:space="0" w:color="auto"/>
+              <w:right w:val="single" w:sz="6" w:space="0" w:color="auto"/>
+            </w:tcBorders>
+            <w:noWrap/>
+            <w:tcMar>
+              <w:top w:w="120" w:type="dxa"/>
+              <w:left w:w="180" w:type="dxa"/>
+              <w:bottom w:w="120" w:type="dxa"/>
+              <w:right w:w="180" w:type="dxa"/>
+            </w:tcMar>
+            <w:vAlign w:val="center"/>
+          </w:tcPr>
+          <w:p>
+            <w:pPr>
+              <w:spacing w:before="100" w:beforeAutospacing="1" w:after="100" w:afterAutospacing="1"/>
+            </w:pPr>
+            <w:r>
+              <w:t>7</w:t>
+            </w:r>
+          </w:p>
+        </w:tc>
+        <w:tc>
+          <w:tcPr>
+            <w:tcW w:w="1494" w:type="dxa"/>
+            <w:tcBorders>
+              <w:top w:val="single" w:sz="6" w:space="0" w:color="auto"/>
+              <w:left w:val="single" w:sz="6" w:space="0" w:color="auto"/>
+              <w:bottom w:val="single" w:sz="6" w:space="0" w:color="auto"/>
+              <w:right w:val="single" w:sz="6" w:space="0" w:color="auto"/>
+            </w:tcBorders>
+            <w:noWrap/>
+            <w:tcMar>
+              <w:top w:w="120" w:type="dxa"/>
+              <w:left w:w="180" w:type="dxa"/>
+              <w:bottom w:w="120" w:type="dxa"/>
+              <w:right w:w="180" w:type="dxa"/>
+            </w:tcMar>
+            <w:vAlign w:val="center"/>
+          </w:tcPr>
+          <w:p>
+            <w:pPr>
+              <w:spacing w:before="100" w:beforeAutospacing="1" w:after="100" w:afterAutospacing="1"/>
+            </w:pPr>
+            <w:r>
+              <w:t xml:space="preserve">Отслеживание </w:t>
+            </w:r>
+            <w:r>
+              <w:rPr>
+                <w:lang w:val="en-GB"/>
+              </w:rPr>
+              <w:t xml:space="preserve">GPS </w:t>
+            </w:r>
+            <w:r>
+              <w:t>курьера</w:t>
+            </w:r>
+          </w:p>
+        </w:tc>
+        <w:tc>
+          <w:tcPr>
+            <w:tcW w:w="2040" w:type="dxa"/>
+            <w:tcBorders>
+              <w:top w:val="single" w:sz="6" w:space="0" w:color="auto"/>
+              <w:left w:val="single" w:sz="6" w:space="0" w:color="auto"/>
+              <w:bottom w:val="single" w:sz="6" w:space="0" w:color="auto"/>
+              <w:right w:val="single" w:sz="6" w:space="0" w:color="auto"/>
+            </w:tcBorders>
+            <w:noWrap/>
+            <w:tcMar>
+              <w:top w:w="120" w:type="dxa"/>
+              <w:left w:w="180" w:type="dxa"/>
+              <w:bottom w:w="120" w:type="dxa"/>
+              <w:right w:w="180" w:type="dxa"/>
+            </w:tcMar>
+            <w:vAlign w:val="center"/>
+          </w:tcPr>
+          <w:p>
+            <w:pPr>
+              <w:spacing w:before="100" w:beforeAutospacing="1" w:after="100" w:afterAutospacing="1"/>
+            </w:pPr>
+            <w:r>
+              <w:t>Пользователь нажимает кнопку «где мой курьер»</w:t>
+            </w:r>
+          </w:p>
+        </w:tc>
+        <w:tc>
+          <w:tcPr>
+            <w:tcW w:w="5049" w:type="dxa"/>
+            <w:gridSpan w:val="2"/>
+            <w:tcBorders>
+              <w:top w:val="single" w:sz="6" w:space="0" w:color="auto"/>
+              <w:left w:val="single" w:sz="6" w:space="0" w:color="auto"/>
+              <w:bottom w:val="single" w:sz="6" w:space="0" w:color="auto"/>
+              <w:right w:val="single" w:sz="6" w:space="0" w:color="auto"/>
+            </w:tcBorders>
+            <w:noWrap/>
+            <w:tcMar>
+              <w:top w:w="120" w:type="dxa"/>
+              <w:left w:w="180" w:type="dxa"/>
+              <w:bottom w:w="120" w:type="dxa"/>
+              <w:right w:w="180" w:type="dxa"/>
+            </w:tcMar>
+            <w:vAlign w:val="center"/>
+          </w:tcPr>
+          <w:p>
+            <w:pPr>
+              <w:spacing w:before="100" w:beforeAutospacing="1" w:after="100" w:afterAutospacing="1"/>
+            </w:pPr>
+            <w:r>
+              <w:t>Проверка обновления GPS-координат курьера в приложении клиента с задержкой не более 3 минут</w:t>
+            </w:r>
+          </w:p>
+        </w:tc>
+      </w:tr>
+      <w:tr>
+        <w:tc>
+          <w:tcPr>
+            <w:tcW w:w="427" w:type="dxa"/>
+            <w:tcBorders>
+              <w:top w:val="single" w:sz="6" w:space="0" w:color="auto"/>
+              <w:left w:val="single" w:sz="6" w:space="0" w:color="auto"/>
+              <w:bottom w:val="single" w:sz="6" w:space="0" w:color="auto"/>
+              <w:right w:val="single" w:sz="6" w:space="0" w:color="auto"/>
+            </w:tcBorders>
+            <w:noWrap/>
+            <w:tcMar>
+              <w:top w:w="120" w:type="dxa"/>
+              <w:left w:w="180" w:type="dxa"/>
+              <w:bottom w:w="120" w:type="dxa"/>
+              <w:right w:w="180" w:type="dxa"/>
+            </w:tcMar>
+            <w:vAlign w:val="center"/>
+          </w:tcPr>
+          <w:p>
+            <w:pPr>
+              <w:spacing w:before="100" w:beforeAutospacing="1" w:after="100" w:afterAutospacing="1"/>
+            </w:pPr>
+            <w:r>
+              <w:lastRenderedPageBreak/>
+              <w:t>8</w:t>
+            </w:r>
+          </w:p>
+        </w:tc>
+        <w:tc>
+          <w:tcPr>
+            <w:tcW w:w="1494" w:type="dxa"/>
+            <w:tcBorders>
+              <w:top w:val="single" w:sz="6" w:space="0" w:color="auto"/>
+              <w:left w:val="single" w:sz="6" w:space="0" w:color="auto"/>
+              <w:bottom w:val="single" w:sz="6" w:space="0" w:color="auto"/>
+              <w:right w:val="single" w:sz="6" w:space="0" w:color="auto"/>
+            </w:tcBorders>
+            <w:noWrap/>
+            <w:tcMar>
+              <w:top w:w="120" w:type="dxa"/>
+              <w:left w:w="180" w:type="dxa"/>
+              <w:bottom w:w="120" w:type="dxa"/>
+              <w:right w:w="180" w:type="dxa"/>
+            </w:tcMar>
+            <w:vAlign w:val="center"/>
+          </w:tcPr>
+          <w:p>
+            <w:pPr>
+              <w:spacing w:before="100" w:beforeAutospacing="1" w:after="100" w:afterAutospacing="1"/>
+            </w:pPr>
+            <w:r>
+              <w:t>Автоматический вход пользователя</w:t>
+            </w:r>
+          </w:p>
+        </w:tc>
+        <w:tc>
+          <w:tcPr>
+            <w:tcW w:w="2040" w:type="dxa"/>
+            <w:tcBorders>
+              <w:top w:val="single" w:sz="6" w:space="0" w:color="auto"/>
+              <w:left w:val="single" w:sz="6" w:space="0" w:color="auto"/>
+              <w:bottom w:val="single" w:sz="6" w:space="0" w:color="auto"/>
+              <w:right w:val="single" w:sz="6" w:space="0" w:color="auto"/>
+            </w:tcBorders>
+            <w:noWrap/>
+            <w:tcMar>
+              <w:top w:w="120" w:type="dxa"/>
+              <w:left w:w="180" w:type="dxa"/>
+              <w:bottom w:w="120" w:type="dxa"/>
+              <w:right w:w="180" w:type="dxa"/>
+            </w:tcMar>
+            <w:vAlign w:val="center"/>
+          </w:tcPr>
+          <w:p>
+            <w:pPr>
+              <w:spacing w:before="100" w:beforeAutospacing="1" w:after="100" w:afterAutospacing="1"/>
+            </w:pPr>
+            <w:r>
+              <w:t>Пользователь открывает приложение</w:t>
+            </w:r>
+          </w:p>
+        </w:tc>
+        <w:tc>
+          <w:tcPr>
+            <w:tcW w:w="5049" w:type="dxa"/>
+            <w:gridSpan w:val="2"/>
+            <w:tcBorders>
+              <w:top w:val="single" w:sz="6" w:space="0" w:color="auto"/>
+              <w:left w:val="single" w:sz="6" w:space="0" w:color="auto"/>
+              <w:bottom w:val="single" w:sz="6" w:space="0" w:color="auto"/>
+              <w:right w:val="single" w:sz="6" w:space="0" w:color="auto"/>
+            </w:tcBorders>
+            <w:noWrap/>
+            <w:tcMar>
+              <w:top w:w="120" w:type="dxa"/>
+              <w:left w:w="180" w:type="dxa"/>
+              <w:bottom w:w="120" w:type="dxa"/>
+              <w:right w:w="180" w:type="dxa"/>
+            </w:tcMar>
+            <w:vAlign w:val="center"/>
+          </w:tcPr>
+          <w:p>
+            <w:pPr>
+              <w:spacing w:before="100" w:beforeAutospacing="1" w:after="100" w:afterAutospacing="1"/>
+            </w:pPr>
+            <w:r>
+              <w:t>В течении 3 секунд пользователь входит в систему без ввода пароля и логина (по сохраненному токену)</w:t>
+            </w:r>
+          </w:p>
+        </w:tc>
+      </w:tr>
+      <w:tr>
+        <w:trPr>
+          <w:trHeight w:val="1685"/>
+        </w:trPr>
+        <w:tc>
+          <w:tcPr>
+            <w:tcW w:w="427" w:type="dxa"/>
+            <w:tcBorders>
+              <w:top w:val="single" w:sz="6" w:space="0" w:color="auto"/>
+              <w:left w:val="single" w:sz="6" w:space="0" w:color="auto"/>
+              <w:bottom w:val="single" w:sz="6" w:space="0" w:color="auto"/>
+              <w:right w:val="single" w:sz="6" w:space="0" w:color="auto"/>
+            </w:tcBorders>
+            <w:noWrap/>
+            <w:tcMar>
+              <w:top w:w="120" w:type="dxa"/>
+              <w:left w:w="180" w:type="dxa"/>
+              <w:bottom w:w="120" w:type="dxa"/>
+              <w:right w:w="180" w:type="dxa"/>
+            </w:tcMar>
+            <w:vAlign w:val="center"/>
+          </w:tcPr>
+          <w:p>
+            <w:pPr>
+              <w:spacing w:before="100" w:beforeAutospacing="1" w:after="100" w:afterAutospacing="1"/>
+            </w:pPr>
+            <w:r>
+              <w:t>9</w:t>
+            </w:r>
+          </w:p>
+        </w:tc>
+        <w:tc>
+          <w:tcPr>
+            <w:tcW w:w="1494" w:type="dxa"/>
+            <w:tcBorders>
+              <w:top w:val="single" w:sz="6" w:space="0" w:color="auto"/>
+              <w:left w:val="single" w:sz="6" w:space="0" w:color="auto"/>
+              <w:bottom w:val="single" w:sz="6" w:space="0" w:color="auto"/>
+              <w:right w:val="single" w:sz="6" w:space="0" w:color="auto"/>
+            </w:tcBorders>
+            <w:noWrap/>
+            <w:tcMar>
+              <w:top w:w="120" w:type="dxa"/>
+              <w:left w:w="180" w:type="dxa"/>
+              <w:bottom w:w="120" w:type="dxa"/>
+              <w:right w:w="180" w:type="dxa"/>
+            </w:tcMar>
+            <w:vAlign w:val="center"/>
+          </w:tcPr>
+          <w:p>
+            <w:pPr>
+              <w:spacing w:before="100" w:beforeAutospacing="1" w:after="100" w:afterAutospacing="1"/>
+            </w:pPr>
+            <w:r>
+              <w:t>Вход с неверным паролем (более 3 раз)</w:t>
+            </w:r>
+          </w:p>
+        </w:tc>
+        <w:tc>
+          <w:tcPr>
+            <w:tcW w:w="2040" w:type="dxa"/>
+            <w:tcBorders>
+              <w:top w:val="single" w:sz="6" w:space="0" w:color="auto"/>
+              <w:left w:val="single" w:sz="6" w:space="0" w:color="auto"/>
+              <w:bottom w:val="single" w:sz="6" w:space="0" w:color="auto"/>
+              <w:right w:val="single" w:sz="6" w:space="0" w:color="auto"/>
+            </w:tcBorders>
+            <w:noWrap/>
+            <w:tcMar>
+              <w:top w:w="120" w:type="dxa"/>
+              <w:left w:w="180" w:type="dxa"/>
+              <w:bottom w:w="120" w:type="dxa"/>
+              <w:right w:w="180" w:type="dxa"/>
+            </w:tcMar>
+            <w:vAlign w:val="center"/>
+          </w:tcPr>
+          <w:p>
+            <w:pPr>
+              <w:spacing w:before="100" w:beforeAutospacing="1" w:after="100" w:afterAutospacing="1"/>
+            </w:pPr>
+            <w:r>
+              <w:t>Пользователь нажимает кнопку «Войти» в четвертый раз с неверным паролем</w:t>
+            </w:r>
+          </w:p>
+        </w:tc>
+        <w:tc>
+          <w:tcPr>
+            <w:tcW w:w="5049" w:type="dxa"/>
+            <w:gridSpan w:val="2"/>
+            <w:tcBorders>
+              <w:top w:val="single" w:sz="6" w:space="0" w:color="auto"/>
+              <w:left w:val="single" w:sz="6" w:space="0" w:color="auto"/>
+              <w:bottom w:val="single" w:sz="6" w:space="0" w:color="auto"/>
+              <w:right w:val="single" w:sz="6" w:space="0" w:color="auto"/>
+            </w:tcBorders>
+            <w:noWrap/>
+            <w:tcMar>
+              <w:top w:w="120" w:type="dxa"/>
+              <w:left w:w="180" w:type="dxa"/>
+              <w:bottom w:w="120" w:type="dxa"/>
+              <w:right w:w="180" w:type="dxa"/>
+            </w:tcMar>
+            <w:vAlign w:val="center"/>
+          </w:tcPr>
+          <w:p>
+            <w:pPr>
+              <w:spacing w:before="100" w:beforeAutospacing="1" w:after="100" w:afterAutospacing="1"/>
+            </w:pPr>
+            <w:r>
+              <w:t>Запрет на вход до верного пароля. Вывод на экран сообщения «Вы ввели неверный пароль более 3 раз. Хотите сбросить пароль, получив код по номеру телефона</w:t>
+            </w:r>
+            <w:r>
+              <w:t xml:space="preserve">?” </w:t>
+            </w:r>
+          </w:p>
+        </w:tc>
+      </w:tr>
+      <w:tr>
+        <w:trPr>
+          <w:trHeight w:val="1685"/>
+        </w:trPr>
+        <w:tc>
+          <w:tcPr>
+            <w:tcW w:w="427" w:type="dxa"/>
+            <w:tcBorders>
+              <w:top w:val="single" w:sz="6" w:space="0" w:color="auto"/>
+              <w:left w:val="single" w:sz="6" w:space="0" w:color="auto"/>
+              <w:bottom w:val="single" w:sz="6" w:space="0" w:color="auto"/>
+              <w:right w:val="single" w:sz="6" w:space="0" w:color="auto"/>
+            </w:tcBorders>
+            <w:noWrap/>
+            <w:tcMar>
+              <w:top w:w="120" w:type="dxa"/>
+              <w:left w:w="180" w:type="dxa"/>
+              <w:bottom w:w="120" w:type="dxa"/>
+              <w:right w:w="180" w:type="dxa"/>
+            </w:tcMar>
+            <w:vAlign w:val="center"/>
+          </w:tcPr>
+          <w:p>
+            <w:pPr>
+              <w:spacing w:before="100" w:beforeAutospacing="1" w:after="100" w:afterAutospacing="1"/>
+            </w:pPr>
+            <w:r>
+              <w:t>10</w:t>
+            </w:r>
+          </w:p>
+        </w:tc>
+        <w:tc>
+          <w:tcPr>
+            <w:tcW w:w="1494" w:type="dxa"/>
+            <w:tcBorders>
+              <w:top w:val="single" w:sz="6" w:space="0" w:color="auto"/>
+              <w:left w:val="single" w:sz="6" w:space="0" w:color="auto"/>
+              <w:bottom w:val="single" w:sz="6" w:space="0" w:color="auto"/>
+              <w:right w:val="single" w:sz="6" w:space="0" w:color="auto"/>
+            </w:tcBorders>
+            <w:noWrap/>
+            <w:tcMar>
+              <w:top w:w="120" w:type="dxa"/>
+              <w:left w:w="180" w:type="dxa"/>
+              <w:bottom w:w="120" w:type="dxa"/>
+              <w:right w:w="180" w:type="dxa"/>
+            </w:tcMar>
+            <w:vAlign w:val="center"/>
+          </w:tcPr>
+          <w:p>
+            <w:pPr>
+              <w:spacing w:before="100" w:beforeAutospacing="1" w:after="100" w:afterAutospacing="1"/>
+            </w:pPr>
+            <w:r>
+              <w:t>Ручное назначение диспетчером курьера на заказ</w:t>
+            </w:r>
+          </w:p>
+        </w:tc>
+        <w:tc>
+          <w:tcPr>
+            <w:tcW w:w="2040" w:type="dxa"/>
+            <w:tcBorders>
+              <w:top w:val="single" w:sz="6" w:space="0" w:color="auto"/>
+              <w:left w:val="single" w:sz="6" w:space="0" w:color="auto"/>
+              <w:bottom w:val="single" w:sz="6" w:space="0" w:color="auto"/>
+              <w:right w:val="single" w:sz="6" w:space="0" w:color="auto"/>
+            </w:tcBorders>
+            <w:noWrap/>
+            <w:tcMar>
+              <w:top w:w="120" w:type="dxa"/>
+              <w:left w:w="180" w:type="dxa"/>
+              <w:bottom w:w="120" w:type="dxa"/>
+              <w:right w:w="180" w:type="dxa"/>
+            </w:tcMar>
+            <w:vAlign w:val="center"/>
+          </w:tcPr>
+          <w:p>
+            <w:pPr>
+              <w:spacing w:before="100" w:beforeAutospacing="1" w:after="100" w:afterAutospacing="1"/>
+              <w:jc w:val="center"/>
+            </w:pPr>
+            <w:r>
+              <w:t>-</w:t>
+            </w:r>
+          </w:p>
+        </w:tc>
+        <w:tc>
+          <w:tcPr>
+            <w:tcW w:w="5049" w:type="dxa"/>
+            <w:gridSpan w:val="2"/>
+            <w:tcBorders>
+              <w:top w:val="single" w:sz="6" w:space="0" w:color="auto"/>
+              <w:left w:val="single" w:sz="6" w:space="0" w:color="auto"/>
+              <w:bottom w:val="single" w:sz="6" w:space="0" w:color="auto"/>
+              <w:right w:val="single" w:sz="6" w:space="0" w:color="auto"/>
+            </w:tcBorders>
+            <w:noWrap/>
+            <w:tcMar>
+              <w:top w:w="120" w:type="dxa"/>
+              <w:left w:w="180" w:type="dxa"/>
+              <w:bottom w:w="120" w:type="dxa"/>
+              <w:right w:w="180" w:type="dxa"/>
+            </w:tcMar>
+            <w:vAlign w:val="center"/>
+          </w:tcPr>
+          <w:p>
+            <w:pPr>
+              <w:spacing w:before="100" w:beforeAutospacing="1" w:after="100" w:afterAutospacing="1"/>
+            </w:pPr>
+            <w:r>
+              <w:t xml:space="preserve">Диспетчер получает уведомление о необходимости ручного назначения, может открыть экран с обозначенными </w:t>
+            </w:r>
+            <w:r>
+              <w:t>на карте</w:t>
+            </w:r>
+            <w:r>
+              <w:t xml:space="preserve">  курьерами, их направлением, загрузкой, а также информацию о заказе который надо распределить.</w:t>
+            </w:r>
+          </w:p>
+        </w:tc>
+      </w:tr>
+      <w:tr>
+        <w:trPr>
+          <w:trHeight w:val="1685"/>
+        </w:trPr>
+        <w:tc>
+          <w:tcPr>
+            <w:tcW w:w="427" w:type="dxa"/>
+            <w:tcBorders>
+              <w:top w:val="single" w:sz="6" w:space="0" w:color="auto"/>
+              <w:left w:val="single" w:sz="6" w:space="0" w:color="auto"/>
+              <w:bottom w:val="single" w:sz="6" w:space="0" w:color="auto"/>
+              <w:right w:val="single" w:sz="6" w:space="0" w:color="auto"/>
+            </w:tcBorders>
+            <w:noWrap/>
+            <w:tcMar>
+              <w:top w:w="120" w:type="dxa"/>
+              <w:left w:w="180" w:type="dxa"/>
+              <w:bottom w:w="120" w:type="dxa"/>
+              <w:right w:w="180" w:type="dxa"/>
+            </w:tcMar>
+            <w:vAlign w:val="center"/>
+          </w:tcPr>
+          <w:p>
+            <w:pPr>
+              <w:spacing w:before="100" w:beforeAutospacing="1" w:after="100" w:afterAutospacing="1"/>
+            </w:pPr>
+            <w:r>
+              <w:t>11</w:t>
+            </w:r>
+          </w:p>
+        </w:tc>
+        <w:tc>
+          <w:tcPr>
+            <w:tcW w:w="1494" w:type="dxa"/>
+            <w:tcBorders>
+              <w:top w:val="single" w:sz="6" w:space="0" w:color="auto"/>
+              <w:left w:val="single" w:sz="6" w:space="0" w:color="auto"/>
+              <w:bottom w:val="single" w:sz="6" w:space="0" w:color="auto"/>
+              <w:right w:val="single" w:sz="6" w:space="0" w:color="auto"/>
+            </w:tcBorders>
+            <w:noWrap/>
+            <w:tcMar>
+              <w:top w:w="120" w:type="dxa"/>
+              <w:left w:w="180" w:type="dxa"/>
+              <w:bottom w:w="120" w:type="dxa"/>
+              <w:right w:w="180" w:type="dxa"/>
+            </w:tcMar>
+            <w:vAlign w:val="center"/>
+          </w:tcPr>
+          <w:p>
+            <w:pPr>
+              <w:spacing w:before="100" w:beforeAutospacing="1" w:after="100" w:afterAutospacing="1"/>
+            </w:pPr>
+            <w:r>
+              <w:t>Поиск пользователем ресторанов поблизости с выключенным GPS</w:t>
+            </w:r>
+          </w:p>
+        </w:tc>
+        <w:tc>
+          <w:tcPr>
+            <w:tcW w:w="2040" w:type="dxa"/>
+            <w:tcBorders>
+              <w:top w:val="single" w:sz="6" w:space="0" w:color="auto"/>
+              <w:left w:val="single" w:sz="6" w:space="0" w:color="auto"/>
+              <w:bottom w:val="single" w:sz="6" w:space="0" w:color="auto"/>
+              <w:right w:val="single" w:sz="6" w:space="0" w:color="auto"/>
+            </w:tcBorders>
+            <w:noWrap/>
+            <w:tcMar>
+              <w:top w:w="120" w:type="dxa"/>
+              <w:left w:w="180" w:type="dxa"/>
+              <w:bottom w:w="120" w:type="dxa"/>
+              <w:right w:w="180" w:type="dxa"/>
+            </w:tcMar>
+            <w:vAlign w:val="center"/>
+          </w:tcPr>
+          <w:p>
+            <w:pPr>
+              <w:spacing w:before="100" w:beforeAutospacing="1" w:after="100" w:afterAutospacing="1"/>
+              <w:jc w:val="center"/>
+            </w:pPr>
+            <w:r>
+              <w:t>Пользователь нажал на иконку «поиск»</w:t>
+            </w:r>
+          </w:p>
+        </w:tc>
+        <w:tc>
+          <w:tcPr>
+            <w:tcW w:w="5049" w:type="dxa"/>
+            <w:gridSpan w:val="2"/>
+            <w:tcBorders>
+              <w:top w:val="single" w:sz="6" w:space="0" w:color="auto"/>
+              <w:left w:val="single" w:sz="6" w:space="0" w:color="auto"/>
+              <w:bottom w:val="single" w:sz="6" w:space="0" w:color="auto"/>
+              <w:right w:val="single" w:sz="6" w:space="0" w:color="auto"/>
+            </w:tcBorders>
+            <w:noWrap/>
+            <w:tcMar>
+              <w:top w:w="120" w:type="dxa"/>
+              <w:left w:w="180" w:type="dxa"/>
+              <w:bottom w:w="120" w:type="dxa"/>
+              <w:right w:w="180" w:type="dxa"/>
+            </w:tcMar>
+            <w:vAlign w:val="center"/>
+          </w:tcPr>
+          <w:p>
+            <w:pPr>
+              <w:spacing w:before="100" w:beforeAutospacing="1" w:after="100" w:afterAutospacing="1"/>
+            </w:pPr>
+            <w:r>
+              <w:t xml:space="preserve">Уведомление на экране «хотите включить </w:t>
+            </w:r>
+            <w:r>
+              <w:rPr>
+                <w:lang w:val="en-GB"/>
+              </w:rPr>
+              <w:t>GPS</w:t>
+            </w:r>
+            <w:r>
+              <w:t xml:space="preserve"> </w:t>
+            </w:r>
+            <w:r>
+              <w:t>или введите адрес доставки вручную(выберите из сохраненных)</w:t>
+            </w:r>
+            <w:r>
+              <w:t>?</w:t>
+            </w:r>
+            <w:r>
+              <w:t>». Ожидание пока адрес не выбран.</w:t>
             </w:r>
           </w:p>
         </w:tc>
@@ -3807,7 +4495,6 @@
   <w:style w:type="character" w:default="1" w:styleId="a0">
     <w:name w:val="Default Paragraph Font"/>
     <w:uiPriority w:val="1"/>
-    <w:semiHidden/>
     <w:unhideWhenUsed/>
   </w:style>
   <w:style w:type="table" w:default="1" w:styleId="a1">

--- a/требования 1.docx
+++ b/требования 1.docx
@@ -602,13 +602,7 @@
         <w:t>заказ, в течении 3 мин. после оформления или если он не был доставлен</w:t>
       </w:r>
       <w:r>
-        <w:t xml:space="preserve">, </w:t>
-      </w:r>
-      <w:r>
-        <w:t>заказ и вернуть деньги в течении 30 минут</w:t>
-      </w:r>
-      <w:r>
-        <w:t xml:space="preserve"> после отмены</w:t>
+        <w:t>, заказ и вернуть деньги в течении 30 минут после отмены</w:t>
       </w:r>
       <w:r>
         <w:t>.</w:t>
@@ -822,6 +816,48 @@
     </w:p>
     <w:p>
       <w:pPr>
+        <w:pStyle w:val="a7"/>
+        <w:numPr>
+          <w:ilvl w:val="0"/>
+          <w:numId w:val="3"/>
+        </w:numPr>
+        <w:spacing w:after="160" w:line="259" w:lineRule="auto"/>
+        <w:rPr>
+          <w:rFonts w:cstheme="minorHAnsi"/>
+          <w:szCs w:val="24"/>
+        </w:rPr>
+      </w:pPr>
+      <w:r>
+        <w:rPr>
+          <w:rFonts w:cstheme="minorHAnsi"/>
+          <w:szCs w:val="24"/>
+        </w:rPr>
+        <w:t>Доступ к данным заказа разрешён только владельцу заказа или назначенному курьеру</w:t>
+      </w:r>
+    </w:p>
+    <w:p>
+      <w:pPr>
+        <w:pStyle w:val="a7"/>
+        <w:numPr>
+          <w:ilvl w:val="0"/>
+          <w:numId w:val="3"/>
+        </w:numPr>
+        <w:spacing w:after="160" w:line="259" w:lineRule="auto"/>
+        <w:rPr>
+          <w:rFonts w:cstheme="minorHAnsi"/>
+          <w:szCs w:val="24"/>
+        </w:rPr>
+      </w:pPr>
+      <w:r>
+        <w:rPr>
+          <w:rFonts w:cstheme="minorHAnsi"/>
+          <w:szCs w:val="24"/>
+        </w:rPr>
+        <w:t>Отзыв может быть оставлен только пользователем, завершившим заказ, не более одного раза</w:t>
+      </w:r>
+    </w:p>
+    <w:p>
+      <w:pPr>
         <w:spacing w:before="100" w:beforeAutospacing="1" w:after="100" w:afterAutospacing="1"/>
         <w:rPr>
           <w:sz w:val="28"/>
@@ -1013,6 +1049,7 @@
         <w:spacing w:before="100" w:beforeAutospacing="1" w:after="100" w:afterAutospacing="1"/>
       </w:pPr>
       <w:r>
+        <w:lastRenderedPageBreak/>
         <w:t>У клиента и доставщика сохранять в локальном кэше моб. номер клиента и курьера для связи.</w:t>
       </w:r>
     </w:p>
@@ -1049,7 +1086,6 @@
         <w:spacing w:before="100" w:beforeAutospacing="1" w:after="100" w:afterAutospacing="1"/>
       </w:pPr>
       <w:r>
-        <w:lastRenderedPageBreak/>
         <w:t xml:space="preserve">Если заказ уже у курьера: система ждёт 30 сек., попытка восстановить связь, если неудача, то ждёт 8 мин. и одновременно отправляет уведомление диспетчеру, далее действия по решению </w:t>
       </w:r>
       <w:proofErr w:type="spellStart"/>
@@ -1154,6 +1190,106 @@
       </w:pPr>
       <w:r>
         <w:t>Интерфейс мобильного приложения должен быть продуман так, чтобы частый сценарий мог быть завершен за 2-4 нажатия (особенно для курьеров - 1-3 нажатия).</w:t>
+      </w:r>
+    </w:p>
+    <w:p>
+      <w:pPr>
+        <w:pStyle w:val="a7"/>
+        <w:numPr>
+          <w:ilvl w:val="0"/>
+          <w:numId w:val="4"/>
+        </w:numPr>
+        <w:spacing w:after="160" w:line="259" w:lineRule="auto"/>
+        <w:rPr>
+          <w:rFonts w:cstheme="minorHAnsi"/>
+          <w:szCs w:val="24"/>
+        </w:rPr>
+      </w:pPr>
+      <w:r>
+        <w:rPr>
+          <w:rFonts w:cstheme="minorHAnsi"/>
+          <w:szCs w:val="24"/>
+        </w:rPr>
+        <w:t xml:space="preserve">Пароли пользователей должны храниться в виде </w:t>
+      </w:r>
+      <w:proofErr w:type="spellStart"/>
+      <w:r>
+        <w:rPr>
+          <w:rFonts w:cstheme="minorHAnsi"/>
+          <w:szCs w:val="24"/>
+        </w:rPr>
+        <w:t>хешей</w:t>
+      </w:r>
+      <w:proofErr w:type="spellEnd"/>
+      <w:r>
+        <w:rPr>
+          <w:rFonts w:cstheme="minorHAnsi"/>
+          <w:szCs w:val="24"/>
+        </w:rPr>
+        <w:t>.</w:t>
+      </w:r>
+    </w:p>
+    <w:p>
+      <w:pPr>
+        <w:pStyle w:val="a7"/>
+        <w:numPr>
+          <w:ilvl w:val="0"/>
+          <w:numId w:val="4"/>
+        </w:numPr>
+        <w:spacing w:after="160" w:line="259" w:lineRule="auto"/>
+        <w:rPr>
+          <w:rFonts w:cstheme="minorHAnsi"/>
+          <w:szCs w:val="24"/>
+        </w:rPr>
+      </w:pPr>
+      <w:r>
+        <w:rPr>
+          <w:rFonts w:cstheme="minorHAnsi"/>
+          <w:szCs w:val="24"/>
+        </w:rPr>
+        <w:t>После трёх неверных попыток ввода пароля учётная запись блокируется на 5 минут.</w:t>
+      </w:r>
+    </w:p>
+    <w:p>
+      <w:pPr>
+        <w:pStyle w:val="a7"/>
+        <w:numPr>
+          <w:ilvl w:val="0"/>
+          <w:numId w:val="4"/>
+        </w:numPr>
+        <w:spacing w:after="160" w:line="259" w:lineRule="auto"/>
+        <w:rPr>
+          <w:rFonts w:cstheme="minorHAnsi"/>
+          <w:szCs w:val="24"/>
+        </w:rPr>
+      </w:pPr>
+      <w:r>
+        <w:rPr>
+          <w:rFonts w:cstheme="minorHAnsi"/>
+          <w:szCs w:val="24"/>
+        </w:rPr>
+        <w:t>Все платежные операции должны проходить проверку подлинности на сервере и использовать токенизацию.</w:t>
+      </w:r>
+    </w:p>
+    <w:p>
+      <w:pPr>
+        <w:pStyle w:val="a7"/>
+        <w:numPr>
+          <w:ilvl w:val="0"/>
+          <w:numId w:val="4"/>
+        </w:numPr>
+        <w:spacing w:after="160" w:line="259" w:lineRule="auto"/>
+        <w:rPr>
+          <w:rFonts w:cstheme="minorHAnsi"/>
+          <w:szCs w:val="24"/>
+        </w:rPr>
+      </w:pPr>
+      <w:r>
+        <w:rPr>
+          <w:rFonts w:cstheme="minorHAnsi"/>
+          <w:szCs w:val="24"/>
+        </w:rPr>
+        <w:t>Сообщения чата должны передаваться по защищённому каналу и проверяться на наличие конфиденциальных данных.</w:t>
       </w:r>
     </w:p>
     <w:p>
@@ -1508,7 +1644,11 @@
               <w:t>на транзитном счете сервиса</w:t>
             </w:r>
             <w:r>
-              <w:t xml:space="preserve"> до подтверждения завершения заказа (доставлен</w:t>
+              <w:t xml:space="preserve"> до подтверждения завершения заказа </w:t>
+            </w:r>
+            <w:r>
+              <w:lastRenderedPageBreak/>
+              <w:t>(доставлен</w:t>
             </w:r>
             <w:r>
               <w:t>/</w:t>
@@ -1547,6 +1687,7 @@
               <w:spacing w:before="100" w:beforeAutospacing="1" w:after="100" w:afterAutospacing="1"/>
             </w:pPr>
             <w:r>
+              <w:lastRenderedPageBreak/>
               <w:t>Доставка и отслеживание</w:t>
             </w:r>
           </w:p>
@@ -1720,7 +1861,6 @@
               <w:spacing w:before="100" w:beforeAutospacing="1" w:after="100" w:afterAutospacing="1"/>
             </w:pPr>
             <w:r>
-              <w:lastRenderedPageBreak/>
               <w:t>Отзывы и аналитика</w:t>
             </w:r>
           </w:p>
@@ -2496,6 +2636,7 @@
               <w:spacing w:before="100" w:beforeAutospacing="1" w:after="100" w:afterAutospacing="1"/>
             </w:pPr>
             <w:r>
+              <w:lastRenderedPageBreak/>
               <w:t>5</w:t>
             </w:r>
           </w:p>
@@ -2854,7 +2995,6 @@
               <w:spacing w:before="100" w:beforeAutospacing="1" w:after="100" w:afterAutospacing="1"/>
             </w:pPr>
             <w:r>
-              <w:lastRenderedPageBreak/>
               <w:t>8</w:t>
             </w:r>
           </w:p>
@@ -3169,13 +3309,7 @@
               <w:spacing w:before="100" w:beforeAutospacing="1" w:after="100" w:afterAutospacing="1"/>
             </w:pPr>
             <w:r>
-              <w:t xml:space="preserve">Диспетчер получает уведомление о необходимости ручного назначения, может открыть экран с обозначенными </w:t>
-            </w:r>
-            <w:r>
-              <w:t>на карте</w:t>
-            </w:r>
-            <w:r>
-              <w:t xml:space="preserve">  курьерами, их направлением, загрузкой, а также информацию о заказе который надо распределить.</w:t>
+              <w:t>Диспетчер получает уведомление о необходимости ручного назначения, может открыть экран с обозначенными на карте  курьерами, их направлением, загрузкой, а также информацию о заказе который надо распределить.</w:t>
             </w:r>
           </w:p>
         </w:tc>
@@ -3865,6 +3999,92 @@
       </w:rPr>
     </w:lvl>
   </w:abstractNum>
+  <w:abstractNum w:abstractNumId="4" w15:restartNumberingAfterBreak="0">
+    <w:nsid w:val="7E4A404F"/>
+    <w:multiLevelType w:val="hybridMultilevel"/>
+    <w:tmpl w:val="9F32A974"/>
+    <w:lvl w:ilvl="0" w:tplc="0809000F">
+      <w:start w:val="1"/>
+      <w:numFmt w:val="decimal"/>
+      <w:lvlText w:val="%1."/>
+      <w:lvlJc w:val="left"/>
+      <w:pPr>
+        <w:ind w:left="720" w:hanging="360"/>
+      </w:pPr>
+    </w:lvl>
+    <w:lvl w:ilvl="1" w:tplc="08090019" w:tentative="1">
+      <w:start w:val="1"/>
+      <w:numFmt w:val="lowerLetter"/>
+      <w:lvlText w:val="%2."/>
+      <w:lvlJc w:val="left"/>
+      <w:pPr>
+        <w:ind w:left="1440" w:hanging="360"/>
+      </w:pPr>
+    </w:lvl>
+    <w:lvl w:ilvl="2" w:tplc="0809001B" w:tentative="1">
+      <w:start w:val="1"/>
+      <w:numFmt w:val="lowerRoman"/>
+      <w:lvlText w:val="%3."/>
+      <w:lvlJc w:val="right"/>
+      <w:pPr>
+        <w:ind w:left="2160" w:hanging="180"/>
+      </w:pPr>
+    </w:lvl>
+    <w:lvl w:ilvl="3" w:tplc="0809000F" w:tentative="1">
+      <w:start w:val="1"/>
+      <w:numFmt w:val="decimal"/>
+      <w:lvlText w:val="%4."/>
+      <w:lvlJc w:val="left"/>
+      <w:pPr>
+        <w:ind w:left="2880" w:hanging="360"/>
+      </w:pPr>
+    </w:lvl>
+    <w:lvl w:ilvl="4" w:tplc="08090019" w:tentative="1">
+      <w:start w:val="1"/>
+      <w:numFmt w:val="lowerLetter"/>
+      <w:lvlText w:val="%5."/>
+      <w:lvlJc w:val="left"/>
+      <w:pPr>
+        <w:ind w:left="3600" w:hanging="360"/>
+      </w:pPr>
+    </w:lvl>
+    <w:lvl w:ilvl="5" w:tplc="0809001B" w:tentative="1">
+      <w:start w:val="1"/>
+      <w:numFmt w:val="lowerRoman"/>
+      <w:lvlText w:val="%6."/>
+      <w:lvlJc w:val="right"/>
+      <w:pPr>
+        <w:ind w:left="4320" w:hanging="180"/>
+      </w:pPr>
+    </w:lvl>
+    <w:lvl w:ilvl="6" w:tplc="0809000F" w:tentative="1">
+      <w:start w:val="1"/>
+      <w:numFmt w:val="decimal"/>
+      <w:lvlText w:val="%7."/>
+      <w:lvlJc w:val="left"/>
+      <w:pPr>
+        <w:ind w:left="5040" w:hanging="360"/>
+      </w:pPr>
+    </w:lvl>
+    <w:lvl w:ilvl="7" w:tplc="08090019" w:tentative="1">
+      <w:start w:val="1"/>
+      <w:numFmt w:val="lowerLetter"/>
+      <w:lvlText w:val="%8."/>
+      <w:lvlJc w:val="left"/>
+      <w:pPr>
+        <w:ind w:left="5760" w:hanging="360"/>
+      </w:pPr>
+    </w:lvl>
+    <w:lvl w:ilvl="8" w:tplc="0809001B" w:tentative="1">
+      <w:start w:val="1"/>
+      <w:numFmt w:val="lowerRoman"/>
+      <w:lvlText w:val="%9."/>
+      <w:lvlJc w:val="right"/>
+      <w:pPr>
+        <w:ind w:left="6480" w:hanging="180"/>
+      </w:pPr>
+    </w:lvl>
+  </w:abstractNum>
   <w:num w:numId="1" w16cid:durableId="313877556">
     <w:abstractNumId w:val="1"/>
   </w:num>
@@ -3876,6 +4096,9 @@
   </w:num>
   <w:num w:numId="4" w16cid:durableId="1546527016">
     <w:abstractNumId w:val="0"/>
+  </w:num>
+  <w:num w:numId="5" w16cid:durableId="83190570">
+    <w:abstractNumId w:val="4"/>
   </w:num>
 </w:numbering>
 </file>
@@ -4495,6 +4718,7 @@
   <w:style w:type="character" w:default="1" w:styleId="a0">
     <w:name w:val="Default Paragraph Font"/>
     <w:uiPriority w:val="1"/>
+    <w:semiHidden/>
     <w:unhideWhenUsed/>
   </w:style>
   <w:style w:type="table" w:default="1" w:styleId="a1">
